--- a/FInal Project/FinalProject.docx
+++ b/FInal Project/FinalProject.docx
@@ -2,7 +2,2117 @@
 <file path=word/document.xml><?xml version="1.0" encoding="utf-8"?>
 <w:document xmlns:wpc="http://schemas.microsoft.com/office/word/2010/wordprocessingCanvas" xmlns:cx="http://schemas.microsoft.com/office/drawing/2014/chartex" xmlns:cx1="http://schemas.microsoft.com/office/drawing/2015/9/8/chartex" xmlns:cx2="http://schemas.microsoft.com/office/drawing/2015/10/21/chartex" xmlns:cx3="http://schemas.microsoft.com/office/drawing/2016/5/9/chartex" xmlns:cx4="http://schemas.microsoft.com/office/drawing/2016/5/10/chartex" xmlns:cx5="http://schemas.microsoft.com/office/drawing/2016/5/11/chartex" xmlns:cx6="http://schemas.microsoft.com/office/drawing/2016/5/12/chartex" xmlns:cx7="http://schemas.microsoft.com/office/drawing/2016/5/13/chartex" xmlns:cx8="http://schemas.microsoft.com/office/drawing/2016/5/14/chartex" xmlns:mc="http://schemas.openxmlformats.org/markup-compatibility/2006" xmlns:aink="http://schemas.microsoft.com/office/drawing/2016/ink" xmlns:am3d="http://schemas.microsoft.com/office/drawing/2017/model3d" xmlns:o="urn:schemas-microsoft-com:office:office" xmlns:oel="http://schemas.microsoft.com/office/2019/extlst" xmlns:r="http://schemas.openxmlformats.org/officeDocument/2006/relationships" xmlns:m="http://schemas.openxmlformats.org/officeDocument/2006/math" xmlns:v="urn:schemas-microsoft-com:vml" xmlns:wp14="http://schemas.microsoft.com/office/word/2010/wordprocessingDrawing" xmlns:wp="http://schemas.openxmlformats.org/drawingml/2006/wordprocessingDrawing" xmlns:w10="urn:schemas-microsoft-com:office:word" xmlns:w="http://schemas.openxmlformats.org/wordprocessingml/2006/main" xmlns:w14="http://schemas.microsoft.com/office/word/2010/wordml" xmlns:w15="http://schemas.microsoft.com/office/word/2012/wordml" xmlns:w16cex="http://schemas.microsoft.com/office/word/2018/wordml/cex" xmlns:w16cid="http://schemas.microsoft.com/office/word/2016/wordml/cid" xmlns:w16="http://schemas.microsoft.com/office/word/2018/wordml" xmlns:w16sdtdh="http://schemas.microsoft.com/office/word/2020/wordml/sdtdatahash" xmlns:w16se="http://schemas.microsoft.com/office/word/2015/wordml/symex" xmlns:wpg="http://schemas.microsoft.com/office/word/2010/wordprocessingGroup" xmlns:wpi="http://schemas.microsoft.com/office/word/2010/wordprocessingInk" xmlns:wne="http://schemas.microsoft.com/office/word/2006/wordml" xmlns:wps="http://schemas.microsoft.com/office/word/2010/wordprocessingShape" mc:Ignorable="w14 w15 w16se w16cid w16 w16cex w16sdtdh wp14">
   <w:body>
-    <w:p/>
+    <w:p>
+      <w:pPr>
+        <w:rPr>
+          <w:lang w:val="en-US"/>
+        </w:rPr>
+      </w:pPr>
+      <w:r>
+        <w:rPr>
+          <w:lang w:val="en-US"/>
+        </w:rPr>
+        <w:t>Jose Marquez</w:t>
+      </w:r>
+    </w:p>
+    <w:p>
+      <w:pPr>
+        <w:rPr>
+          <w:lang w:val="en-US"/>
+        </w:rPr>
+      </w:pPr>
+      <w:r>
+        <w:rPr>
+          <w:lang w:val="en-US"/>
+        </w:rPr>
+        <w:t>Intro. To Computer Graphics</w:t>
+      </w:r>
+    </w:p>
+    <w:p>
+      <w:pPr>
+        <w:rPr>
+          <w:lang w:val="en-US"/>
+        </w:rPr>
+      </w:pPr>
+      <w:r>
+        <w:rPr>
+          <w:lang w:val="en-US"/>
+        </w:rPr>
+        <w:t>10 December 2025</w:t>
+      </w:r>
+    </w:p>
+    <w:p>
+      <w:pPr>
+        <w:jc w:val="center"/>
+        <w:rPr>
+          <w:b/>
+          <w:bCs/>
+          <w:sz w:val="28"/>
+          <w:szCs w:val="28"/>
+          <w:lang w:val="en-US"/>
+        </w:rPr>
+      </w:pPr>
+    </w:p>
+    <w:p>
+      <w:pPr>
+        <w:jc w:val="center"/>
+        <w:rPr>
+          <w:b/>
+          <w:bCs/>
+          <w:sz w:val="28"/>
+          <w:szCs w:val="28"/>
+          <w:lang w:val="en-US"/>
+        </w:rPr>
+      </w:pPr>
+    </w:p>
+    <w:p>
+      <w:pPr>
+        <w:jc w:val="center"/>
+        <w:rPr>
+          <w:b/>
+          <w:bCs/>
+          <w:sz w:val="28"/>
+          <w:szCs w:val="28"/>
+          <w:lang w:val="en-US"/>
+        </w:rPr>
+      </w:pPr>
+    </w:p>
+    <w:p>
+      <w:pPr>
+        <w:jc w:val="center"/>
+        <w:rPr>
+          <w:b/>
+          <w:bCs/>
+          <w:sz w:val="28"/>
+          <w:szCs w:val="28"/>
+          <w:lang w:val="en-US"/>
+        </w:rPr>
+      </w:pPr>
+    </w:p>
+    <w:p>
+      <w:pPr>
+        <w:jc w:val="center"/>
+        <w:rPr>
+          <w:b/>
+          <w:bCs/>
+          <w:sz w:val="28"/>
+          <w:szCs w:val="28"/>
+          <w:lang w:val="en-US"/>
+        </w:rPr>
+      </w:pPr>
+    </w:p>
+    <w:p>
+      <w:pPr>
+        <w:jc w:val="center"/>
+        <w:rPr>
+          <w:b/>
+          <w:bCs/>
+          <w:sz w:val="28"/>
+          <w:szCs w:val="28"/>
+          <w:lang w:val="en-US"/>
+        </w:rPr>
+      </w:pPr>
+      <w:r>
+        <w:rPr>
+          <w:b/>
+          <w:bCs/>
+          <w:sz w:val="28"/>
+          <w:szCs w:val="28"/>
+          <w:lang w:val="en-US"/>
+        </w:rPr>
+        <w:t>Final Project</w:t>
+      </w:r>
+    </w:p>
+    <w:p>
+      <w:pPr>
+        <w:rPr>
+          <w:b/>
+          <w:bCs/>
+          <w:sz w:val="28"/>
+          <w:szCs w:val="28"/>
+          <w:lang w:val="en-US"/>
+        </w:rPr>
+      </w:pPr>
+    </w:p>
+    <w:p>
+      <w:pPr>
+        <w:rPr>
+          <w:b/>
+          <w:bCs/>
+          <w:sz w:val="28"/>
+          <w:szCs w:val="28"/>
+          <w:lang w:val="en-US"/>
+        </w:rPr>
+      </w:pPr>
+    </w:p>
+    <w:p>
+      <w:pPr>
+        <w:rPr>
+          <w:b/>
+          <w:bCs/>
+          <w:u w:val="single"/>
+          <w:lang w:val="en-US"/>
+        </w:rPr>
+      </w:pPr>
+    </w:p>
+    <w:p>
+      <w:pPr>
+        <w:rPr>
+          <w:b/>
+          <w:bCs/>
+          <w:u w:val="single"/>
+          <w:lang w:val="en-US"/>
+        </w:rPr>
+      </w:pPr>
+      <w:r>
+        <w:rPr>
+          <w:b/>
+          <w:bCs/>
+          <w:u w:val="single"/>
+          <w:lang w:val="en-US"/>
+        </w:rPr>
+        <w:t>Estimated Time Spent</w:t>
+      </w:r>
+    </w:p>
+    <w:p>
+      <w:pPr>
+        <w:rPr>
+          <w:b/>
+          <w:bCs/>
+          <w:u w:val="single"/>
+          <w:lang w:val="en-US"/>
+        </w:rPr>
+      </w:pPr>
+    </w:p>
+    <w:p>
+      <w:pPr>
+        <w:rPr>
+          <w:lang w:val="en-US"/>
+        </w:rPr>
+      </w:pPr>
+      <w:r>
+        <w:rPr>
+          <w:lang w:val="en-US"/>
+        </w:rPr>
+        <w:t>Estimate hours Spent: 15 hours</w:t>
+      </w:r>
+    </w:p>
+    <w:p>
+      <w:pPr>
+        <w:rPr>
+          <w:lang w:val="en-US"/>
+        </w:rPr>
+      </w:pPr>
+    </w:p>
+    <w:p>
+      <w:pPr>
+        <w:pStyle w:val="ListParagraph"/>
+        <w:numPr>
+          <w:ilvl w:val="0"/>
+          <w:numId w:val="1"/>
+        </w:numPr>
+        <w:rPr>
+          <w:lang w:val="en-US"/>
+        </w:rPr>
+      </w:pPr>
+      <w:r>
+        <w:rPr>
+          <w:lang w:val="en-US"/>
+        </w:rPr>
+        <w:t>Planning + reference image review: 2 hours</w:t>
+      </w:r>
+    </w:p>
+    <w:p>
+      <w:pPr>
+        <w:pStyle w:val="ListParagraph"/>
+        <w:numPr>
+          <w:ilvl w:val="0"/>
+          <w:numId w:val="1"/>
+        </w:numPr>
+        <w:rPr>
+          <w:lang w:val="en-US"/>
+        </w:rPr>
+      </w:pPr>
+      <w:r>
+        <w:rPr>
+          <w:lang w:val="en-US"/>
+        </w:rPr>
+        <w:t>Part A Modeling + scene Layout: 4 hours</w:t>
+      </w:r>
+    </w:p>
+    <w:p>
+      <w:pPr>
+        <w:pStyle w:val="ListParagraph"/>
+        <w:numPr>
+          <w:ilvl w:val="0"/>
+          <w:numId w:val="1"/>
+        </w:numPr>
+        <w:rPr>
+          <w:lang w:val="en-US"/>
+        </w:rPr>
+      </w:pPr>
+      <w:r>
+        <w:rPr>
+          <w:lang w:val="en-US"/>
+        </w:rPr>
+        <w:t xml:space="preserve">Part B Lighting/materials + debugging: 5 hours </w:t>
+      </w:r>
+    </w:p>
+    <w:p>
+      <w:pPr>
+        <w:pStyle w:val="ListParagraph"/>
+        <w:numPr>
+          <w:ilvl w:val="0"/>
+          <w:numId w:val="1"/>
+        </w:numPr>
+        <w:rPr>
+          <w:lang w:val="en-US"/>
+        </w:rPr>
+      </w:pPr>
+      <w:r>
+        <w:rPr>
+          <w:lang w:val="en-US"/>
+        </w:rPr>
+        <w:t>Part C animation + interaction + polishing: 4 hours</w:t>
+      </w:r>
+    </w:p>
+    <w:p>
+      <w:pPr>
+        <w:rPr>
+          <w:lang w:val="en-US"/>
+        </w:rPr>
+      </w:pPr>
+    </w:p>
+    <w:p>
+      <w:pPr>
+        <w:rPr>
+          <w:lang w:val="en-US"/>
+        </w:rPr>
+      </w:pPr>
+    </w:p>
+    <w:p>
+      <w:pPr>
+        <w:rPr>
+          <w:b/>
+          <w:bCs/>
+          <w:u w:val="single"/>
+          <w:lang w:val="en-US"/>
+        </w:rPr>
+      </w:pPr>
+      <w:r>
+        <w:rPr>
+          <w:b/>
+          <w:bCs/>
+          <w:u w:val="single"/>
+          <w:lang w:val="en-US"/>
+        </w:rPr>
+        <w:t>Experience (including problems)</w:t>
+      </w:r>
+    </w:p>
+    <w:p>
+      <w:pPr>
+        <w:rPr>
+          <w:b/>
+          <w:bCs/>
+          <w:u w:val="single"/>
+          <w:lang w:val="en-US"/>
+        </w:rPr>
+      </w:pPr>
+    </w:p>
+    <w:p>
+      <w:pPr>
+        <w:rPr>
+          <w:lang w:val="en-US"/>
+        </w:rPr>
+      </w:pPr>
+      <w:r>
+        <w:rPr>
+          <w:lang w:val="en-US"/>
+        </w:rPr>
+        <w:t>For this final project, I recreated a simplified version of the MSU Texas Tennis Center using WebGL. I focused on building a recognizable layout based on a reference photo (included below in this report): the main building, on the left, a fence-style wall on the left, and a simplified court area behind the fence. This is not an exact representation of the facility since I also personalized my scene to my liking.</w:t>
+      </w:r>
+    </w:p>
+    <w:p>
+      <w:pPr>
+        <w:rPr>
+          <w:lang w:val="en-US"/>
+        </w:rPr>
+      </w:pPr>
+    </w:p>
+    <w:p>
+      <w:pPr>
+        <w:rPr>
+          <w:lang w:val="en-US"/>
+        </w:rPr>
+      </w:pPr>
+      <w:r>
+        <w:rPr>
+          <w:lang w:val="en-US"/>
+        </w:rPr>
+        <w:t>The biggest challenge was debugging why the scene was not visible at first. As I looked through lines of code</w:t>
+      </w:r>
+      <w:r>
+        <w:rPr>
+          <w:lang w:val="en-US"/>
+        </w:rPr>
+        <w:t>, I was able to realize that</w:t>
+      </w:r>
+      <w:r>
+        <w:rPr>
+          <w:lang w:val="en-US"/>
+        </w:rPr>
+        <w:t xml:space="preserve"> </w:t>
+      </w:r>
+      <w:r>
+        <w:rPr>
+          <w:lang w:val="en-US"/>
+        </w:rPr>
+        <w:t>there were issues related to the canvas setup and script order execution. After ensuring my canvas ID (HTML) and my JavaScript matched, and using a deferred script load, the scene rendered correctly. Another challenge for me was balancing the lighting. The scene looked too dark, and I was unable to appreciate the geometry at first, so I had to adjust the ambient light and add a day/night preset to clearly show the difference between lighting modes.</w:t>
+      </w:r>
+    </w:p>
+    <w:p>
+      <w:pPr>
+        <w:rPr>
+          <w:lang w:val="en-US"/>
+        </w:rPr>
+      </w:pPr>
+    </w:p>
+    <w:p>
+      <w:pPr>
+        <w:rPr>
+          <w:lang w:val="en-US"/>
+        </w:rPr>
+      </w:pPr>
+      <w:r>
+        <w:rPr>
+          <w:lang w:val="en-US"/>
+        </w:rPr>
+        <w:t>I also spent time tuning transforms and scale so the building, fence, and court elements felt proportional in the scene. Reusing geometry, like repeating fence posts, helped build a more detailed environment efficiently.</w:t>
+      </w:r>
+    </w:p>
+    <w:p>
+      <w:pPr>
+        <w:rPr>
+          <w:lang w:val="en-US"/>
+        </w:rPr>
+      </w:pPr>
+    </w:p>
+    <w:p>
+      <w:pPr>
+        <w:rPr>
+          <w:b/>
+          <w:bCs/>
+          <w:u w:val="single"/>
+          <w:lang w:val="en-US"/>
+        </w:rPr>
+      </w:pPr>
+      <w:r>
+        <w:rPr>
+          <w:b/>
+          <w:bCs/>
+          <w:u w:val="single"/>
+          <w:lang w:val="en-US"/>
+        </w:rPr>
+        <w:lastRenderedPageBreak/>
+        <w:t>Added Features (lighting models, geometry, transformation)</w:t>
+      </w:r>
+    </w:p>
+    <w:p>
+      <w:pPr>
+        <w:rPr>
+          <w:b/>
+          <w:bCs/>
+          <w:u w:val="single"/>
+          <w:lang w:val="en-US"/>
+        </w:rPr>
+      </w:pPr>
+    </w:p>
+    <w:p>
+      <w:pPr>
+        <w:rPr>
+          <w:b/>
+          <w:bCs/>
+          <w:lang w:val="en-US"/>
+        </w:rPr>
+      </w:pPr>
+      <w:r>
+        <w:rPr>
+          <w:b/>
+          <w:bCs/>
+          <w:lang w:val="en-US"/>
+        </w:rPr>
+        <w:t>Geometry/Modeling</w:t>
+      </w:r>
+    </w:p>
+    <w:p>
+      <w:pPr>
+        <w:pStyle w:val="ListParagraph"/>
+        <w:numPr>
+          <w:ilvl w:val="0"/>
+          <w:numId w:val="2"/>
+        </w:numPr>
+        <w:rPr>
+          <w:b/>
+          <w:bCs/>
+          <w:lang w:val="en-US"/>
+        </w:rPr>
+      </w:pPr>
+      <w:r>
+        <w:rPr>
+          <w:lang w:val="en-US"/>
+        </w:rPr>
+        <w:t>Created a multi-object environment, including:</w:t>
+      </w:r>
+    </w:p>
+    <w:p>
+      <w:pPr>
+        <w:pStyle w:val="ListParagraph"/>
+        <w:numPr>
+          <w:ilvl w:val="0"/>
+          <w:numId w:val="3"/>
+        </w:numPr>
+        <w:rPr>
+          <w:b/>
+          <w:bCs/>
+          <w:lang w:val="en-US"/>
+        </w:rPr>
+      </w:pPr>
+      <w:r>
+        <w:rPr>
+          <w:lang w:val="en-US"/>
+        </w:rPr>
+        <w:t>Ground/parking plane</w:t>
+      </w:r>
+    </w:p>
+    <w:p>
+      <w:pPr>
+        <w:pStyle w:val="ListParagraph"/>
+        <w:numPr>
+          <w:ilvl w:val="0"/>
+          <w:numId w:val="3"/>
+        </w:numPr>
+        <w:rPr>
+          <w:b/>
+          <w:bCs/>
+          <w:lang w:val="en-US"/>
+        </w:rPr>
+      </w:pPr>
+      <w:r>
+        <w:rPr>
+          <w:lang w:val="en-US"/>
+        </w:rPr>
+        <w:t>Sidewalk and curb</w:t>
+      </w:r>
+    </w:p>
+    <w:p>
+      <w:pPr>
+        <w:pStyle w:val="ListParagraph"/>
+        <w:numPr>
+          <w:ilvl w:val="0"/>
+          <w:numId w:val="3"/>
+        </w:numPr>
+        <w:rPr>
+          <w:b/>
+          <w:bCs/>
+          <w:lang w:val="en-US"/>
+        </w:rPr>
+      </w:pPr>
+      <w:r>
+        <w:rPr>
+          <w:lang w:val="en-US"/>
+        </w:rPr>
+        <w:t xml:space="preserve">Tennis Center building with base, roof, and awning </w:t>
+      </w:r>
+    </w:p>
+    <w:p>
+      <w:pPr>
+        <w:pStyle w:val="ListParagraph"/>
+        <w:numPr>
+          <w:ilvl w:val="0"/>
+          <w:numId w:val="3"/>
+        </w:numPr>
+        <w:rPr>
+          <w:b/>
+          <w:bCs/>
+          <w:lang w:val="en-US"/>
+        </w:rPr>
+      </w:pPr>
+      <w:r>
+        <w:rPr>
+          <w:lang w:val="en-US"/>
+        </w:rPr>
+        <w:t>Doors and building a signboard</w:t>
+      </w:r>
+    </w:p>
+    <w:p>
+      <w:pPr>
+        <w:pStyle w:val="ListParagraph"/>
+        <w:numPr>
+          <w:ilvl w:val="0"/>
+          <w:numId w:val="3"/>
+        </w:numPr>
+        <w:rPr>
+          <w:b/>
+          <w:bCs/>
+          <w:lang w:val="en-US"/>
+        </w:rPr>
+      </w:pPr>
+      <w:r>
+        <w:rPr>
+          <w:lang w:val="en-US"/>
+        </w:rPr>
+        <w:t xml:space="preserve">Fence wall using repeated posts, rails, and a panel </w:t>
+      </w:r>
+    </w:p>
+    <w:p>
+      <w:pPr>
+        <w:pStyle w:val="ListParagraph"/>
+        <w:numPr>
+          <w:ilvl w:val="0"/>
+          <w:numId w:val="3"/>
+        </w:numPr>
+        <w:rPr>
+          <w:b/>
+          <w:bCs/>
+          <w:lang w:val="en-US"/>
+        </w:rPr>
+      </w:pPr>
+      <w:r>
+        <w:rPr>
+          <w:lang w:val="en-US"/>
+        </w:rPr>
+        <w:t>A “Tennis Courts” rectangle sign</w:t>
+      </w:r>
+    </w:p>
+    <w:p>
+      <w:pPr>
+        <w:pStyle w:val="ListParagraph"/>
+        <w:numPr>
+          <w:ilvl w:val="0"/>
+          <w:numId w:val="3"/>
+        </w:numPr>
+        <w:rPr>
+          <w:b/>
+          <w:bCs/>
+          <w:lang w:val="en-US"/>
+        </w:rPr>
+      </w:pPr>
+      <w:r>
+        <w:rPr>
+          <w:lang w:val="en-US"/>
+        </w:rPr>
+        <w:t xml:space="preserve">Simplified court surface with lines </w:t>
+      </w:r>
+    </w:p>
+    <w:p>
+      <w:pPr>
+        <w:pStyle w:val="ListParagraph"/>
+        <w:numPr>
+          <w:ilvl w:val="0"/>
+          <w:numId w:val="3"/>
+        </w:numPr>
+        <w:rPr>
+          <w:b/>
+          <w:bCs/>
+          <w:lang w:val="en-US"/>
+        </w:rPr>
+      </w:pPr>
+      <w:r>
+        <w:rPr>
+          <w:lang w:val="en-US"/>
+        </w:rPr>
+        <w:t>Light poles</w:t>
+      </w:r>
+    </w:p>
+    <w:p>
+      <w:pPr>
+        <w:rPr>
+          <w:b/>
+          <w:bCs/>
+          <w:lang w:val="en-US"/>
+        </w:rPr>
+      </w:pPr>
+    </w:p>
+    <w:p>
+      <w:pPr>
+        <w:rPr>
+          <w:b/>
+          <w:bCs/>
+          <w:lang w:val="en-US"/>
+        </w:rPr>
+      </w:pPr>
+    </w:p>
+    <w:p>
+      <w:pPr>
+        <w:rPr>
+          <w:b/>
+          <w:bCs/>
+          <w:lang w:val="en-US"/>
+        </w:rPr>
+      </w:pPr>
+      <w:r>
+        <w:rPr>
+          <w:b/>
+          <w:bCs/>
+          <w:lang w:val="en-US"/>
+        </w:rPr>
+        <w:t xml:space="preserve"> </w:t>
+      </w:r>
+    </w:p>
+    <w:p>
+      <w:pPr>
+        <w:rPr>
+          <w:b/>
+          <w:bCs/>
+          <w:lang w:val="en-US"/>
+        </w:rPr>
+      </w:pPr>
+      <w:r>
+        <w:rPr>
+          <w:b/>
+          <w:bCs/>
+          <w:lang w:val="en-US"/>
+        </w:rPr>
+        <w:t>Transformation</w:t>
+      </w:r>
+    </w:p>
+    <w:p>
+      <w:pPr>
+        <w:pStyle w:val="ListParagraph"/>
+        <w:numPr>
+          <w:ilvl w:val="0"/>
+          <w:numId w:val="2"/>
+        </w:numPr>
+        <w:rPr>
+          <w:b/>
+          <w:bCs/>
+          <w:lang w:val="en-US"/>
+        </w:rPr>
+      </w:pPr>
+      <w:r>
+        <w:rPr>
+          <w:lang w:val="en-US"/>
+        </w:rPr>
+        <w:t xml:space="preserve">Used translation, scaling, and rotation to position all objects </w:t>
+      </w:r>
+    </w:p>
+    <w:p>
+      <w:pPr>
+        <w:pStyle w:val="ListParagraph"/>
+        <w:numPr>
+          <w:ilvl w:val="0"/>
+          <w:numId w:val="2"/>
+        </w:numPr>
+        <w:rPr>
+          <w:b/>
+          <w:bCs/>
+          <w:lang w:val="en-US"/>
+        </w:rPr>
+      </w:pPr>
+      <w:r>
+        <w:rPr>
+          <w:lang w:val="en-US"/>
+        </w:rPr>
+        <w:t xml:space="preserve">Built composed objects from simple primitive boxes, planes, and cylinders </w:t>
+      </w:r>
+    </w:p>
+    <w:p>
+      <w:pPr>
+        <w:pStyle w:val="ListParagraph"/>
+        <w:numPr>
+          <w:ilvl w:val="0"/>
+          <w:numId w:val="2"/>
+        </w:numPr>
+        <w:rPr>
+          <w:b/>
+          <w:bCs/>
+          <w:lang w:val="en-US"/>
+        </w:rPr>
+      </w:pPr>
+      <w:r>
+        <w:rPr>
+          <w:lang w:val="en-US"/>
+        </w:rPr>
+        <w:t>Used repetition with consistent spacing to form the fence structure</w:t>
+      </w:r>
+    </w:p>
+    <w:p>
+      <w:pPr>
+        <w:rPr>
+          <w:lang w:val="en-US"/>
+        </w:rPr>
+      </w:pPr>
+    </w:p>
+    <w:p>
+      <w:pPr>
+        <w:rPr>
+          <w:lang w:val="en-US"/>
+        </w:rPr>
+      </w:pPr>
+    </w:p>
+    <w:p>
+      <w:pPr>
+        <w:rPr>
+          <w:b/>
+          <w:bCs/>
+          <w:lang w:val="en-US"/>
+        </w:rPr>
+      </w:pPr>
+      <w:r>
+        <w:rPr>
+          <w:b/>
+          <w:bCs/>
+          <w:lang w:val="en-US"/>
+        </w:rPr>
+        <w:t>Lighting/Materials</w:t>
+      </w:r>
+    </w:p>
+    <w:p>
+      <w:pPr>
+        <w:pStyle w:val="ListParagraph"/>
+        <w:numPr>
+          <w:ilvl w:val="0"/>
+          <w:numId w:val="5"/>
+        </w:numPr>
+        <w:rPr>
+          <w:b/>
+          <w:bCs/>
+          <w:lang w:val="en-US"/>
+        </w:rPr>
+      </w:pPr>
+      <w:r>
+        <w:rPr>
+          <w:lang w:val="en-US"/>
+        </w:rPr>
+        <w:t>Implemented two light sources:</w:t>
+      </w:r>
+    </w:p>
+    <w:p>
+      <w:pPr>
+        <w:pStyle w:val="ListParagraph"/>
+        <w:numPr>
+          <w:ilvl w:val="0"/>
+          <w:numId w:val="6"/>
+        </w:numPr>
+        <w:rPr>
+          <w:b/>
+          <w:bCs/>
+          <w:lang w:val="en-US"/>
+        </w:rPr>
+      </w:pPr>
+      <w:r>
+        <w:rPr>
+          <w:b/>
+          <w:bCs/>
+          <w:lang w:val="en-US"/>
+        </w:rPr>
+        <w:t>Directional</w:t>
+      </w:r>
+    </w:p>
+    <w:p>
+      <w:pPr>
+        <w:pStyle w:val="ListParagraph"/>
+        <w:numPr>
+          <w:ilvl w:val="0"/>
+          <w:numId w:val="6"/>
+        </w:numPr>
+        <w:rPr>
+          <w:b/>
+          <w:bCs/>
+          <w:lang w:val="en-US"/>
+        </w:rPr>
+      </w:pPr>
+      <w:r>
+        <w:rPr>
+          <w:b/>
+          <w:bCs/>
+          <w:lang w:val="en-US"/>
+        </w:rPr>
+        <w:t>Point light</w:t>
+      </w:r>
+    </w:p>
+    <w:p>
+      <w:pPr>
+        <w:pStyle w:val="ListParagraph"/>
+        <w:numPr>
+          <w:ilvl w:val="0"/>
+          <w:numId w:val="5"/>
+        </w:numPr>
+        <w:rPr>
+          <w:b/>
+          <w:bCs/>
+          <w:lang w:val="en-US"/>
+        </w:rPr>
+      </w:pPr>
+      <w:r>
+        <w:rPr>
+          <w:lang w:val="en-US"/>
+        </w:rPr>
+        <w:t>Used material variation with diffuse/specular/ shininess differences</w:t>
+      </w:r>
+    </w:p>
+    <w:p>
+      <w:pPr>
+        <w:pStyle w:val="ListParagraph"/>
+        <w:numPr>
+          <w:ilvl w:val="0"/>
+          <w:numId w:val="7"/>
+        </w:numPr>
+        <w:rPr>
+          <w:b/>
+          <w:bCs/>
+          <w:lang w:val="en-US"/>
+        </w:rPr>
+      </w:pPr>
+      <w:r>
+        <w:rPr>
+          <w:b/>
+          <w:bCs/>
+          <w:lang w:val="en-US"/>
+        </w:rPr>
+        <w:t>Matte brick-like building (MSU color)</w:t>
+      </w:r>
+    </w:p>
+    <w:p>
+      <w:pPr>
+        <w:pStyle w:val="ListParagraph"/>
+        <w:numPr>
+          <w:ilvl w:val="0"/>
+          <w:numId w:val="7"/>
+        </w:numPr>
+        <w:rPr>
+          <w:b/>
+          <w:bCs/>
+          <w:lang w:val="en-US"/>
+        </w:rPr>
+      </w:pPr>
+      <w:r>
+        <w:rPr>
+          <w:b/>
+          <w:bCs/>
+          <w:lang w:val="en-US"/>
+        </w:rPr>
+        <w:t>Shinier metal fence and poles</w:t>
+      </w:r>
+    </w:p>
+    <w:p>
+      <w:pPr>
+        <w:pStyle w:val="ListParagraph"/>
+        <w:numPr>
+          <w:ilvl w:val="0"/>
+          <w:numId w:val="7"/>
+        </w:numPr>
+        <w:rPr>
+          <w:b/>
+          <w:bCs/>
+          <w:lang w:val="en-US"/>
+        </w:rPr>
+      </w:pPr>
+      <w:r>
+        <w:rPr>
+          <w:b/>
+          <w:bCs/>
+          <w:lang w:val="en-US"/>
+        </w:rPr>
+        <w:t>Neutral concrete/asphalt surfaces</w:t>
+      </w:r>
+    </w:p>
+    <w:p>
+      <w:pPr>
+        <w:rPr>
+          <w:b/>
+          <w:bCs/>
+          <w:lang w:val="en-US"/>
+        </w:rPr>
+      </w:pPr>
+    </w:p>
+    <w:p>
+      <w:pPr>
+        <w:rPr>
+          <w:b/>
+          <w:bCs/>
+          <w:lang w:val="en-US"/>
+        </w:rPr>
+      </w:pPr>
+      <w:r>
+        <w:rPr>
+          <w:b/>
+          <w:bCs/>
+          <w:lang w:val="en-US"/>
+        </w:rPr>
+        <w:t>Animation</w:t>
+      </w:r>
+      <w:r>
+        <w:rPr>
+          <w:b/>
+          <w:bCs/>
+          <w:lang w:val="en-US"/>
+        </w:rPr>
+        <w:t xml:space="preserve">/Interaction </w:t>
+      </w:r>
+    </w:p>
+    <w:p>
+      <w:pPr>
+        <w:pStyle w:val="ListParagraph"/>
+        <w:numPr>
+          <w:ilvl w:val="0"/>
+          <w:numId w:val="5"/>
+        </w:numPr>
+        <w:rPr>
+          <w:b/>
+          <w:bCs/>
+          <w:lang w:val="en-US"/>
+        </w:rPr>
+      </w:pPr>
+      <w:r>
+        <w:rPr>
+          <w:lang w:val="en-US"/>
+        </w:rPr>
+        <w:t>Added animated lighting:</w:t>
+      </w:r>
+    </w:p>
+    <w:p>
+      <w:pPr>
+        <w:pStyle w:val="ListParagraph"/>
+        <w:numPr>
+          <w:ilvl w:val="0"/>
+          <w:numId w:val="8"/>
+        </w:numPr>
+        <w:rPr>
+          <w:b/>
+          <w:bCs/>
+          <w:lang w:val="en-US"/>
+        </w:rPr>
+      </w:pPr>
+      <w:r>
+        <w:rPr>
+          <w:b/>
+          <w:bCs/>
+          <w:lang w:val="en-US"/>
+        </w:rPr>
+        <w:t xml:space="preserve">Slowly moving sun direction </w:t>
+      </w:r>
+    </w:p>
+    <w:p>
+      <w:pPr>
+        <w:pStyle w:val="ListParagraph"/>
+        <w:numPr>
+          <w:ilvl w:val="0"/>
+          <w:numId w:val="8"/>
+        </w:numPr>
+        <w:rPr>
+          <w:b/>
+          <w:bCs/>
+          <w:lang w:val="en-US"/>
+        </w:rPr>
+      </w:pPr>
+      <w:r>
+        <w:rPr>
+          <w:b/>
+          <w:bCs/>
+          <w:lang w:val="en-US"/>
+        </w:rPr>
+        <w:t>Subtle motion of the entrance point light</w:t>
+      </w:r>
+    </w:p>
+    <w:p>
+      <w:pPr>
+        <w:rPr>
+          <w:b/>
+          <w:bCs/>
+          <w:lang w:val="en-US"/>
+        </w:rPr>
+      </w:pPr>
+    </w:p>
+    <w:p>
+      <w:pPr>
+        <w:rPr>
+          <w:b/>
+          <w:bCs/>
+          <w:u w:val="single"/>
+          <w:lang w:val="en-US"/>
+        </w:rPr>
+      </w:pPr>
+      <w:r>
+        <w:rPr>
+          <w:b/>
+          <w:bCs/>
+          <w:u w:val="single"/>
+          <w:lang w:val="en-US"/>
+        </w:rPr>
+        <w:t>Sources Used</w:t>
+      </w:r>
+    </w:p>
+    <w:p>
+      <w:pPr>
+        <w:rPr>
+          <w:b/>
+          <w:bCs/>
+          <w:u w:val="single"/>
+          <w:lang w:val="en-US"/>
+        </w:rPr>
+      </w:pPr>
+    </w:p>
+    <w:p>
+      <w:pPr>
+        <w:pStyle w:val="ListParagraph"/>
+        <w:numPr>
+          <w:ilvl w:val="0"/>
+          <w:numId w:val="9"/>
+        </w:numPr>
+        <w:rPr>
+          <w:lang w:val="en-US"/>
+        </w:rPr>
+      </w:pPr>
+      <w:r>
+        <w:rPr>
+          <w:lang w:val="en-US"/>
+        </w:rPr>
+        <w:t xml:space="preserve">Class starter Templates and slides </w:t>
+      </w:r>
+    </w:p>
+    <w:p>
+      <w:pPr>
+        <w:pStyle w:val="ListParagraph"/>
+        <w:numPr>
+          <w:ilvl w:val="0"/>
+          <w:numId w:val="9"/>
+        </w:numPr>
+        <w:rPr>
+          <w:lang w:val="en-US"/>
+        </w:rPr>
+      </w:pPr>
+      <w:r>
+        <w:rPr>
+          <w:lang w:val="en-US"/>
+        </w:rPr>
+        <w:t xml:space="preserve">WebGL.org </w:t>
+      </w:r>
+    </w:p>
+    <w:p>
+      <w:pPr>
+        <w:pStyle w:val="ListParagraph"/>
+        <w:numPr>
+          <w:ilvl w:val="0"/>
+          <w:numId w:val="9"/>
+        </w:numPr>
+        <w:rPr>
+          <w:lang w:val="en-US"/>
+        </w:rPr>
+      </w:pPr>
+      <w:r>
+        <w:rPr>
+          <w:lang w:val="en-US"/>
+        </w:rPr>
+        <w:t>Lecture notes and previous assignments for matrix transformations and render loop</w:t>
+      </w:r>
+    </w:p>
+    <w:p>
+      <w:pPr>
+        <w:rPr>
+          <w:lang w:val="en-US"/>
+        </w:rPr>
+      </w:pPr>
+    </w:p>
+    <w:p>
+      <w:pPr>
+        <w:rPr>
+          <w:lang w:val="en-US"/>
+        </w:rPr>
+      </w:pPr>
+    </w:p>
+    <w:p>
+      <w:pPr>
+        <w:rPr>
+          <w:b/>
+          <w:bCs/>
+          <w:u w:val="single"/>
+          <w:lang w:val="en-US"/>
+        </w:rPr>
+      </w:pPr>
+    </w:p>
+    <w:p>
+      <w:pPr>
+        <w:rPr>
+          <w:b/>
+          <w:bCs/>
+          <w:u w:val="single"/>
+          <w:lang w:val="en-US"/>
+        </w:rPr>
+      </w:pPr>
+      <w:r>
+        <w:rPr>
+          <w:b/>
+          <w:bCs/>
+          <w:u w:val="single"/>
+          <w:lang w:val="en-US"/>
+        </w:rPr>
+        <w:lastRenderedPageBreak/>
+        <w:t>How to Run a Program</w:t>
+      </w:r>
+    </w:p>
+    <w:p>
+      <w:pPr>
+        <w:rPr>
+          <w:b/>
+          <w:bCs/>
+          <w:u w:val="single"/>
+          <w:lang w:val="en-US"/>
+        </w:rPr>
+      </w:pPr>
+    </w:p>
+    <w:p>
+      <w:pPr>
+        <w:pStyle w:val="ListParagraph"/>
+        <w:numPr>
+          <w:ilvl w:val="0"/>
+          <w:numId w:val="10"/>
+        </w:numPr>
+        <w:rPr>
+          <w:lang w:val="en-US"/>
+        </w:rPr>
+      </w:pPr>
+      <w:r>
+        <w:rPr>
+          <w:lang w:val="en-US"/>
+        </w:rPr>
+        <w:t>Open FinalProject.HTML in a browser that supports WebGL2</w:t>
+      </w:r>
+    </w:p>
+    <w:p>
+      <w:pPr>
+        <w:pStyle w:val="ListParagraph"/>
+        <w:numPr>
+          <w:ilvl w:val="0"/>
+          <w:numId w:val="10"/>
+        </w:numPr>
+        <w:rPr>
+          <w:lang w:val="en-US"/>
+        </w:rPr>
+      </w:pPr>
+      <w:r>
+        <w:rPr>
+          <w:lang w:val="en-US"/>
+        </w:rPr>
+        <w:t>The scene is going to load automatically</w:t>
+      </w:r>
+    </w:p>
+    <w:p>
+      <w:pPr>
+        <w:rPr>
+          <w:lang w:val="en-US"/>
+        </w:rPr>
+      </w:pPr>
+    </w:p>
+    <w:p>
+      <w:pPr>
+        <w:rPr>
+          <w:b/>
+          <w:bCs/>
+          <w:u w:val="single"/>
+          <w:lang w:val="en-US"/>
+        </w:rPr>
+      </w:pPr>
+    </w:p>
+    <w:p>
+      <w:pPr>
+        <w:rPr>
+          <w:b/>
+          <w:bCs/>
+          <w:u w:val="single"/>
+          <w:lang w:val="en-US"/>
+        </w:rPr>
+      </w:pPr>
+      <w:r>
+        <w:rPr>
+          <w:b/>
+          <w:bCs/>
+          <w:u w:val="single"/>
+          <w:lang w:val="en-US"/>
+        </w:rPr>
+        <w:t>Controls/User Interaction</w:t>
+      </w:r>
+    </w:p>
+    <w:p>
+      <w:pPr>
+        <w:rPr>
+          <w:b/>
+          <w:bCs/>
+          <w:u w:val="single"/>
+          <w:lang w:val="en-US"/>
+        </w:rPr>
+      </w:pPr>
+    </w:p>
+    <w:p>
+      <w:pPr>
+        <w:spacing w:before="100" w:beforeAutospacing="1" w:after="100" w:afterAutospacing="1"/>
+        <w:outlineLvl w:val="2"/>
+        <w:rPr>
+          <w:rFonts w:eastAsia="Times New Roman" w:cstheme="minorHAnsi"/>
+          <w:b/>
+          <w:bCs/>
+          <w:kern w:val="0"/>
+          <w14:ligatures w14:val="none"/>
+        </w:rPr>
+      </w:pPr>
+      <w:r>
+        <w:rPr>
+          <w:rFonts w:eastAsia="Times New Roman" w:cstheme="minorHAnsi"/>
+          <w:b/>
+          <w:bCs/>
+          <w:kern w:val="0"/>
+          <w14:ligatures w14:val="none"/>
+        </w:rPr>
+        <w:t>Camera</w:t>
+      </w:r>
+    </w:p>
+    <w:p>
+      <w:pPr>
+        <w:numPr>
+          <w:ilvl w:val="0"/>
+          <w:numId w:val="11"/>
+        </w:numPr>
+        <w:spacing w:before="100" w:beforeAutospacing="1" w:after="100" w:afterAutospacing="1"/>
+        <w:rPr>
+          <w:rFonts w:eastAsia="Times New Roman" w:cstheme="minorHAnsi"/>
+          <w:kern w:val="0"/>
+          <w14:ligatures w14:val="none"/>
+        </w:rPr>
+      </w:pPr>
+      <w:r>
+        <w:rPr>
+          <w:rFonts w:eastAsia="Times New Roman" w:cstheme="minorHAnsi"/>
+          <w:b/>
+          <w:bCs/>
+          <w:kern w:val="0"/>
+          <w14:ligatures w14:val="none"/>
+        </w:rPr>
+        <w:t>Mouse drag:</w:t>
+      </w:r>
+      <w:r>
+        <w:rPr>
+          <w:rFonts w:eastAsia="Times New Roman" w:cstheme="minorHAnsi"/>
+          <w:kern w:val="0"/>
+          <w14:ligatures w14:val="none"/>
+        </w:rPr>
+        <w:t xml:space="preserve"> orbit the camera</w:t>
+      </w:r>
+    </w:p>
+    <w:p>
+      <w:pPr>
+        <w:numPr>
+          <w:ilvl w:val="0"/>
+          <w:numId w:val="11"/>
+        </w:numPr>
+        <w:spacing w:before="100" w:beforeAutospacing="1" w:after="100" w:afterAutospacing="1"/>
+        <w:rPr>
+          <w:rFonts w:eastAsia="Times New Roman" w:cstheme="minorHAnsi"/>
+          <w:kern w:val="0"/>
+          <w14:ligatures w14:val="none"/>
+        </w:rPr>
+      </w:pPr>
+      <w:r>
+        <w:rPr>
+          <w:rFonts w:eastAsia="Times New Roman" w:cstheme="minorHAnsi"/>
+          <w:b/>
+          <w:bCs/>
+          <w:kern w:val="0"/>
+          <w14:ligatures w14:val="none"/>
+        </w:rPr>
+        <w:t>Mouse wheel:</w:t>
+      </w:r>
+      <w:r>
+        <w:rPr>
+          <w:rFonts w:eastAsia="Times New Roman" w:cstheme="minorHAnsi"/>
+          <w:kern w:val="0"/>
+          <w14:ligatures w14:val="none"/>
+        </w:rPr>
+        <w:t xml:space="preserve"> zoom in/out</w:t>
+      </w:r>
+    </w:p>
+    <w:p>
+      <w:pPr>
+        <w:numPr>
+          <w:ilvl w:val="0"/>
+          <w:numId w:val="11"/>
+        </w:numPr>
+        <w:spacing w:before="100" w:beforeAutospacing="1" w:after="100" w:afterAutospacing="1"/>
+        <w:rPr>
+          <w:rFonts w:eastAsia="Times New Roman" w:cstheme="minorHAnsi"/>
+          <w:kern w:val="0"/>
+          <w14:ligatures w14:val="none"/>
+        </w:rPr>
+      </w:pPr>
+      <w:r>
+        <w:rPr>
+          <w:rFonts w:eastAsia="Times New Roman" w:cstheme="minorHAnsi"/>
+          <w:b/>
+          <w:bCs/>
+          <w:kern w:val="0"/>
+          <w14:ligatures w14:val="none"/>
+        </w:rPr>
+        <w:t>R:</w:t>
+      </w:r>
+      <w:r>
+        <w:rPr>
+          <w:rFonts w:eastAsia="Times New Roman" w:cstheme="minorHAnsi"/>
+          <w:kern w:val="0"/>
+          <w14:ligatures w14:val="none"/>
+        </w:rPr>
+        <w:t xml:space="preserve"> reset camera</w:t>
+      </w:r>
+    </w:p>
+    <w:p>
+      <w:pPr>
+        <w:spacing w:before="100" w:beforeAutospacing="1" w:after="100" w:afterAutospacing="1"/>
+        <w:outlineLvl w:val="2"/>
+        <w:rPr>
+          <w:rFonts w:eastAsia="Times New Roman" w:cstheme="minorHAnsi"/>
+          <w:b/>
+          <w:bCs/>
+          <w:kern w:val="0"/>
+          <w14:ligatures w14:val="none"/>
+        </w:rPr>
+      </w:pPr>
+      <w:r>
+        <w:rPr>
+          <w:rFonts w:eastAsia="Times New Roman" w:cstheme="minorHAnsi"/>
+          <w:b/>
+          <w:bCs/>
+          <w:kern w:val="0"/>
+          <w14:ligatures w14:val="none"/>
+        </w:rPr>
+        <w:t>Lighting and Scene Interaction</w:t>
+      </w:r>
+    </w:p>
+    <w:p>
+      <w:pPr>
+        <w:numPr>
+          <w:ilvl w:val="0"/>
+          <w:numId w:val="12"/>
+        </w:numPr>
+        <w:spacing w:before="100" w:beforeAutospacing="1" w:after="100" w:afterAutospacing="1"/>
+        <w:rPr>
+          <w:rFonts w:eastAsia="Times New Roman" w:cstheme="minorHAnsi"/>
+          <w:kern w:val="0"/>
+          <w14:ligatures w14:val="none"/>
+        </w:rPr>
+      </w:pPr>
+      <w:r>
+        <w:rPr>
+          <w:rFonts w:eastAsia="Times New Roman" w:cstheme="minorHAnsi"/>
+          <w:b/>
+          <w:bCs/>
+          <w:kern w:val="0"/>
+          <w14:ligatures w14:val="none"/>
+        </w:rPr>
+        <w:t>L:</w:t>
+      </w:r>
+      <w:r>
+        <w:rPr>
+          <w:rFonts w:eastAsia="Times New Roman" w:cstheme="minorHAnsi"/>
+          <w:kern w:val="0"/>
+          <w14:ligatures w14:val="none"/>
+        </w:rPr>
+        <w:t xml:space="preserve"> toggle entrance point light</w:t>
+      </w:r>
+    </w:p>
+    <w:p>
+      <w:pPr>
+        <w:numPr>
+          <w:ilvl w:val="0"/>
+          <w:numId w:val="12"/>
+        </w:numPr>
+        <w:spacing w:before="100" w:beforeAutospacing="1" w:after="100" w:afterAutospacing="1"/>
+        <w:rPr>
+          <w:rFonts w:eastAsia="Times New Roman" w:cstheme="minorHAnsi"/>
+          <w:kern w:val="0"/>
+          <w14:ligatures w14:val="none"/>
+        </w:rPr>
+      </w:pPr>
+      <w:r>
+        <w:rPr>
+          <w:rFonts w:eastAsia="Times New Roman" w:cstheme="minorHAnsi"/>
+          <w:b/>
+          <w:bCs/>
+          <w:kern w:val="0"/>
+          <w14:ligatures w14:val="none"/>
+        </w:rPr>
+        <w:t>1:</w:t>
+      </w:r>
+      <w:r>
+        <w:rPr>
+          <w:rFonts w:eastAsia="Times New Roman" w:cstheme="minorHAnsi"/>
+          <w:kern w:val="0"/>
+          <w14:ligatures w14:val="none"/>
+        </w:rPr>
+        <w:t xml:space="preserve"> Day mode</w:t>
+      </w:r>
+    </w:p>
+    <w:p>
+      <w:pPr>
+        <w:numPr>
+          <w:ilvl w:val="0"/>
+          <w:numId w:val="12"/>
+        </w:numPr>
+        <w:spacing w:before="100" w:beforeAutospacing="1" w:after="100" w:afterAutospacing="1"/>
+        <w:rPr>
+          <w:rFonts w:eastAsia="Times New Roman" w:cstheme="minorHAnsi"/>
+          <w:kern w:val="0"/>
+          <w14:ligatures w14:val="none"/>
+        </w:rPr>
+      </w:pPr>
+      <w:r>
+        <w:rPr>
+          <w:rFonts w:eastAsia="Times New Roman" w:cstheme="minorHAnsi"/>
+          <w:b/>
+          <w:bCs/>
+          <w:kern w:val="0"/>
+          <w14:ligatures w14:val="none"/>
+        </w:rPr>
+        <w:t>2:</w:t>
+      </w:r>
+      <w:r>
+        <w:rPr>
+          <w:rFonts w:eastAsia="Times New Roman" w:cstheme="minorHAnsi"/>
+          <w:kern w:val="0"/>
+          <w14:ligatures w14:val="none"/>
+        </w:rPr>
+        <w:t xml:space="preserve"> Night mode</w:t>
+      </w:r>
+    </w:p>
+    <w:p>
+      <w:pPr>
+        <w:numPr>
+          <w:ilvl w:val="0"/>
+          <w:numId w:val="12"/>
+        </w:numPr>
+        <w:spacing w:before="100" w:beforeAutospacing="1" w:after="100" w:afterAutospacing="1"/>
+        <w:rPr>
+          <w:rFonts w:eastAsia="Times New Roman" w:cstheme="minorHAnsi"/>
+          <w:kern w:val="0"/>
+          <w14:ligatures w14:val="none"/>
+        </w:rPr>
+      </w:pPr>
+      <w:r>
+        <w:rPr>
+          <w:rFonts w:eastAsia="Times New Roman" w:cstheme="minorHAnsi"/>
+          <w:b/>
+          <w:bCs/>
+          <w:kern w:val="0"/>
+          <w14:ligatures w14:val="none"/>
+        </w:rPr>
+        <w:t>P:</w:t>
+      </w:r>
+      <w:r>
+        <w:rPr>
+          <w:rFonts w:eastAsia="Times New Roman" w:cstheme="minorHAnsi"/>
+          <w:kern w:val="0"/>
+          <w14:ligatures w14:val="none"/>
+        </w:rPr>
+        <w:t xml:space="preserve"> pause/resume animation</w:t>
+      </w:r>
+    </w:p>
+    <w:p>
+      <w:pPr>
+        <w:numPr>
+          <w:ilvl w:val="0"/>
+          <w:numId w:val="12"/>
+        </w:numPr>
+        <w:spacing w:before="100" w:beforeAutospacing="1" w:after="100" w:afterAutospacing="1"/>
+        <w:rPr>
+          <w:rFonts w:eastAsia="Times New Roman" w:cstheme="minorHAnsi"/>
+          <w:kern w:val="0"/>
+          <w14:ligatures w14:val="none"/>
+        </w:rPr>
+      </w:pPr>
+      <w:r>
+        <w:rPr>
+          <w:rFonts w:eastAsia="Times New Roman" w:cstheme="minorHAnsi"/>
+          <w:b/>
+          <w:bCs/>
+          <w:kern w:val="0"/>
+          <w14:ligatures w14:val="none"/>
+        </w:rPr>
+        <w:t>F:</w:t>
+      </w:r>
+      <w:r>
+        <w:rPr>
+          <w:rFonts w:eastAsia="Times New Roman" w:cstheme="minorHAnsi"/>
+          <w:kern w:val="0"/>
+          <w14:ligatures w14:val="none"/>
+        </w:rPr>
+        <w:t xml:space="preserve"> toggle fence visibility</w:t>
+      </w:r>
+    </w:p>
+    <w:p>
+      <w:pPr>
+        <w:rPr>
+          <w:rFonts w:cstheme="minorHAnsi"/>
+          <w:b/>
+          <w:bCs/>
+          <w:u w:val="single"/>
+          <w:lang w:val="en-US"/>
+        </w:rPr>
+      </w:pPr>
+      <w:r>
+        <w:rPr>
+          <w:rFonts w:cstheme="minorHAnsi"/>
+          <w:b/>
+          <w:bCs/>
+          <w:u w:val="single"/>
+          <w:lang w:val="en-US"/>
+        </w:rPr>
+        <w:t>Snapshots</w:t>
+      </w:r>
+    </w:p>
+    <w:p>
+      <w:pPr>
+        <w:rPr>
+          <w:rFonts w:cstheme="minorHAnsi"/>
+          <w:b/>
+          <w:bCs/>
+          <w:u w:val="single"/>
+          <w:lang w:val="en-US"/>
+        </w:rPr>
+      </w:pPr>
+    </w:p>
+    <w:p>
+      <w:pPr>
+        <w:pStyle w:val="ListParagraph"/>
+        <w:numPr>
+          <w:ilvl w:val="0"/>
+          <w:numId w:val="13"/>
+        </w:numPr>
+        <w:rPr>
+          <w:rFonts w:cstheme="minorHAnsi"/>
+          <w:b/>
+          <w:bCs/>
+          <w:u w:val="single"/>
+          <w:lang w:val="en-US"/>
+        </w:rPr>
+      </w:pPr>
+      <w:r>
+        <w:rPr>
+          <w:rFonts w:cstheme="minorHAnsi"/>
+          <w:lang w:val="en-US"/>
+        </w:rPr>
+        <w:t>Original Photo (Reference)</w:t>
+      </w:r>
+    </w:p>
+    <w:p>
+      <w:pPr>
+        <w:pStyle w:val="ListParagraph"/>
+        <w:rPr>
+          <w:rFonts w:cstheme="minorHAnsi"/>
+          <w:lang w:val="en-US"/>
+        </w:rPr>
+      </w:pPr>
+    </w:p>
+    <w:p>
+      <w:pPr>
+        <w:pStyle w:val="ListParagraph"/>
+        <w:rPr>
+          <w:rFonts w:cstheme="minorHAnsi"/>
+          <w:b/>
+          <w:bCs/>
+          <w:u w:val="single"/>
+          <w:lang w:val="en-US"/>
+        </w:rPr>
+      </w:pPr>
+      <w:r>
+        <w:rPr>
+          <w:rFonts w:cstheme="minorHAnsi"/>
+          <w:b/>
+          <w:bCs/>
+          <w:noProof/>
+          <w:u w:val="single"/>
+          <w:lang w:val="en-US"/>
+        </w:rPr>
+        <w:drawing>
+          <wp:inline distT="0" distB="0" distL="0" distR="0">
+            <wp:extent cx="5778500" cy="2238375"/>
+            <wp:effectExtent l="0" t="0" r="0" b="0"/>
+            <wp:docPr id="1611096909" name="Picture 1"/>
+            <wp:cNvGraphicFramePr>
+              <a:graphicFrameLocks xmlns:a="http://schemas.openxmlformats.org/drawingml/2006/main" noChangeAspect="1"/>
+            </wp:cNvGraphicFramePr>
+            <a:graphic xmlns:a="http://schemas.openxmlformats.org/drawingml/2006/main">
+              <a:graphicData uri="http://schemas.openxmlformats.org/drawingml/2006/picture">
+                <pic:pic xmlns:pic="http://schemas.openxmlformats.org/drawingml/2006/picture">
+                  <pic:nvPicPr>
+                    <pic:cNvPr id="1611096909" name="Picture 1611096909"/>
+                    <pic:cNvPicPr/>
+                  </pic:nvPicPr>
+                  <pic:blipFill>
+                    <a:blip r:embed="rId5">
+                      <a:extLst>
+                        <a:ext uri="{28A0092B-C50C-407E-A947-70E740481C1C}">
+                          <a14:useLocalDpi xmlns:a14="http://schemas.microsoft.com/office/drawing/2010/main" val="0"/>
+                        </a:ext>
+                      </a:extLst>
+                    </a:blip>
+                    <a:stretch>
+                      <a:fillRect/>
+                    </a:stretch>
+                  </pic:blipFill>
+                  <pic:spPr>
+                    <a:xfrm>
+                      <a:off x="0" y="0"/>
+                      <a:ext cx="5778500" cy="2238375"/>
+                    </a:xfrm>
+                    <a:prstGeom prst="rect">
+                      <a:avLst/>
+                    </a:prstGeom>
+                  </pic:spPr>
+                </pic:pic>
+              </a:graphicData>
+            </a:graphic>
+          </wp:inline>
+        </w:drawing>
+      </w:r>
+    </w:p>
+    <w:p>
+      <w:pPr>
+        <w:pStyle w:val="ListParagraph"/>
+        <w:rPr>
+          <w:rFonts w:cstheme="minorHAnsi"/>
+          <w:b/>
+          <w:bCs/>
+          <w:u w:val="single"/>
+          <w:lang w:val="en-US"/>
+        </w:rPr>
+      </w:pPr>
+    </w:p>
+    <w:p>
+      <w:pPr>
+        <w:pStyle w:val="ListParagraph"/>
+        <w:numPr>
+          <w:ilvl w:val="0"/>
+          <w:numId w:val="13"/>
+        </w:numPr>
+        <w:rPr>
+          <w:rFonts w:cstheme="minorHAnsi"/>
+          <w:b/>
+          <w:bCs/>
+          <w:u w:val="single"/>
+          <w:lang w:val="en-US"/>
+        </w:rPr>
+      </w:pPr>
+      <w:r>
+        <w:rPr>
+          <w:rFonts w:cstheme="minorHAnsi"/>
+          <w:b/>
+          <w:bCs/>
+          <w:u w:val="single"/>
+          <w:lang w:val="en-US"/>
+        </w:rPr>
+        <w:t>Part A</w:t>
+      </w:r>
+    </w:p>
+    <w:p>
+      <w:pPr>
+        <w:pStyle w:val="ListParagraph"/>
+        <w:rPr>
+          <w:rFonts w:cstheme="minorHAnsi"/>
+          <w:b/>
+          <w:bCs/>
+          <w:u w:val="single"/>
+          <w:lang w:val="en-US"/>
+        </w:rPr>
+      </w:pPr>
+    </w:p>
+    <w:p>
+      <w:pPr>
+        <w:pStyle w:val="ListParagraph"/>
+        <w:rPr>
+          <w:rFonts w:cstheme="minorHAnsi"/>
+          <w:b/>
+          <w:bCs/>
+          <w:u w:val="single"/>
+          <w:lang w:val="en-US"/>
+        </w:rPr>
+      </w:pPr>
+      <w:r>
+        <w:rPr>
+          <w:rFonts w:cstheme="minorHAnsi"/>
+          <w:b/>
+          <w:bCs/>
+          <w:noProof/>
+          <w:u w:val="single"/>
+          <w:lang w:val="en-US"/>
+        </w:rPr>
+        <w:lastRenderedPageBreak/>
+        <w:drawing>
+          <wp:inline distT="0" distB="0" distL="0" distR="0">
+            <wp:extent cx="5943600" cy="3253105"/>
+            <wp:effectExtent l="0" t="0" r="0" b="0"/>
+            <wp:docPr id="857856702" name="Picture 2"/>
+            <wp:cNvGraphicFramePr>
+              <a:graphicFrameLocks xmlns:a="http://schemas.openxmlformats.org/drawingml/2006/main" noChangeAspect="1"/>
+            </wp:cNvGraphicFramePr>
+            <a:graphic xmlns:a="http://schemas.openxmlformats.org/drawingml/2006/main">
+              <a:graphicData uri="http://schemas.openxmlformats.org/drawingml/2006/picture">
+                <pic:pic xmlns:pic="http://schemas.openxmlformats.org/drawingml/2006/picture">
+                  <pic:nvPicPr>
+                    <pic:cNvPr id="857856702" name="Picture 857856702"/>
+                    <pic:cNvPicPr/>
+                  </pic:nvPicPr>
+                  <pic:blipFill>
+                    <a:blip r:embed="rId6">
+                      <a:extLst>
+                        <a:ext uri="{28A0092B-C50C-407E-A947-70E740481C1C}">
+                          <a14:useLocalDpi xmlns:a14="http://schemas.microsoft.com/office/drawing/2010/main" val="0"/>
+                        </a:ext>
+                      </a:extLst>
+                    </a:blip>
+                    <a:stretch>
+                      <a:fillRect/>
+                    </a:stretch>
+                  </pic:blipFill>
+                  <pic:spPr>
+                    <a:xfrm>
+                      <a:off x="0" y="0"/>
+                      <a:ext cx="5943600" cy="3253105"/>
+                    </a:xfrm>
+                    <a:prstGeom prst="rect">
+                      <a:avLst/>
+                    </a:prstGeom>
+                  </pic:spPr>
+                </pic:pic>
+              </a:graphicData>
+            </a:graphic>
+          </wp:inline>
+        </w:drawing>
+      </w:r>
+    </w:p>
+    <w:p>
+      <w:pPr>
+        <w:pStyle w:val="ListParagraph"/>
+        <w:rPr>
+          <w:rFonts w:cstheme="minorHAnsi"/>
+          <w:b/>
+          <w:bCs/>
+          <w:u w:val="single"/>
+          <w:lang w:val="en-US"/>
+        </w:rPr>
+      </w:pPr>
+    </w:p>
+    <w:p>
+      <w:pPr>
+        <w:pStyle w:val="ListParagraph"/>
+        <w:rPr>
+          <w:rFonts w:cstheme="minorHAnsi"/>
+          <w:b/>
+          <w:bCs/>
+          <w:u w:val="single"/>
+          <w:lang w:val="en-US"/>
+        </w:rPr>
+      </w:pPr>
+    </w:p>
+    <w:p>
+      <w:pPr>
+        <w:pStyle w:val="ListParagraph"/>
+        <w:numPr>
+          <w:ilvl w:val="0"/>
+          <w:numId w:val="13"/>
+        </w:numPr>
+        <w:rPr>
+          <w:rFonts w:cstheme="minorHAnsi"/>
+          <w:b/>
+          <w:bCs/>
+          <w:u w:val="single"/>
+          <w:lang w:val="en-US"/>
+        </w:rPr>
+      </w:pPr>
+      <w:r>
+        <w:rPr>
+          <w:rFonts w:cstheme="minorHAnsi"/>
+          <w:b/>
+          <w:bCs/>
+          <w:u w:val="single"/>
+          <w:lang w:val="en-US"/>
+        </w:rPr>
+        <w:t xml:space="preserve">Part B: Light On </w:t>
+      </w:r>
+      <w:r>
+        <w:rPr>
+          <w:rFonts w:cstheme="minorHAnsi"/>
+          <w:b/>
+          <w:bCs/>
+          <w:noProof/>
+          <w:u w:val="single"/>
+          <w:lang w:val="en-US"/>
+        </w:rPr>
+        <w:drawing>
+          <wp:inline distT="0" distB="0" distL="0" distR="0">
+            <wp:extent cx="5943600" cy="3302000"/>
+            <wp:effectExtent l="0" t="0" r="0" b="0"/>
+            <wp:docPr id="660899150" name="Picture 3"/>
+            <wp:cNvGraphicFramePr>
+              <a:graphicFrameLocks xmlns:a="http://schemas.openxmlformats.org/drawingml/2006/main" noChangeAspect="1"/>
+            </wp:cNvGraphicFramePr>
+            <a:graphic xmlns:a="http://schemas.openxmlformats.org/drawingml/2006/main">
+              <a:graphicData uri="http://schemas.openxmlformats.org/drawingml/2006/picture">
+                <pic:pic xmlns:pic="http://schemas.openxmlformats.org/drawingml/2006/picture">
+                  <pic:nvPicPr>
+                    <pic:cNvPr id="660899150" name="Picture 660899150"/>
+                    <pic:cNvPicPr/>
+                  </pic:nvPicPr>
+                  <pic:blipFill>
+                    <a:blip r:embed="rId7">
+                      <a:extLst>
+                        <a:ext uri="{28A0092B-C50C-407E-A947-70E740481C1C}">
+                          <a14:useLocalDpi xmlns:a14="http://schemas.microsoft.com/office/drawing/2010/main" val="0"/>
+                        </a:ext>
+                      </a:extLst>
+                    </a:blip>
+                    <a:stretch>
+                      <a:fillRect/>
+                    </a:stretch>
+                  </pic:blipFill>
+                  <pic:spPr>
+                    <a:xfrm>
+                      <a:off x="0" y="0"/>
+                      <a:ext cx="5943600" cy="3302000"/>
+                    </a:xfrm>
+                    <a:prstGeom prst="rect">
+                      <a:avLst/>
+                    </a:prstGeom>
+                  </pic:spPr>
+                </pic:pic>
+              </a:graphicData>
+            </a:graphic>
+          </wp:inline>
+        </w:drawing>
+      </w:r>
+    </w:p>
+    <w:p>
+      <w:pPr>
+        <w:rPr>
+          <w:rFonts w:cstheme="minorHAnsi"/>
+          <w:b/>
+          <w:bCs/>
+          <w:u w:val="single"/>
+          <w:lang w:val="en-US"/>
+        </w:rPr>
+      </w:pPr>
+    </w:p>
+    <w:p>
+      <w:pPr>
+        <w:pStyle w:val="ListParagraph"/>
+        <w:numPr>
+          <w:ilvl w:val="0"/>
+          <w:numId w:val="13"/>
+        </w:numPr>
+        <w:rPr>
+          <w:rFonts w:cstheme="minorHAnsi"/>
+          <w:b/>
+          <w:bCs/>
+          <w:u w:val="single"/>
+          <w:lang w:val="en-US"/>
+        </w:rPr>
+      </w:pPr>
+      <w:r>
+        <w:rPr>
+          <w:rFonts w:cstheme="minorHAnsi"/>
+          <w:b/>
+          <w:bCs/>
+          <w:u w:val="single"/>
+          <w:lang w:val="en-US"/>
+        </w:rPr>
+        <w:t>Part B: Light OFF</w:t>
+      </w:r>
+    </w:p>
+    <w:p>
+      <w:pPr>
+        <w:pStyle w:val="ListParagraph"/>
+        <w:rPr>
+          <w:rFonts w:cstheme="minorHAnsi"/>
+          <w:b/>
+          <w:bCs/>
+          <w:u w:val="single"/>
+          <w:lang w:val="en-US"/>
+        </w:rPr>
+      </w:pPr>
+    </w:p>
+    <w:p>
+      <w:pPr>
+        <w:pStyle w:val="ListParagraph"/>
+        <w:rPr>
+          <w:rFonts w:cstheme="minorHAnsi"/>
+          <w:b/>
+          <w:bCs/>
+          <w:u w:val="single"/>
+          <w:lang w:val="en-US"/>
+        </w:rPr>
+      </w:pPr>
+      <w:r>
+        <w:rPr>
+          <w:rFonts w:cstheme="minorHAnsi"/>
+          <w:b/>
+          <w:bCs/>
+          <w:noProof/>
+          <w:u w:val="single"/>
+          <w:lang w:val="en-US"/>
+        </w:rPr>
+        <w:lastRenderedPageBreak/>
+        <w:drawing>
+          <wp:inline distT="0" distB="0" distL="0" distR="0">
+            <wp:extent cx="5943600" cy="3292475"/>
+            <wp:effectExtent l="0" t="0" r="0" b="0"/>
+            <wp:docPr id="1917626303" name="Picture 4"/>
+            <wp:cNvGraphicFramePr>
+              <a:graphicFrameLocks xmlns:a="http://schemas.openxmlformats.org/drawingml/2006/main" noChangeAspect="1"/>
+            </wp:cNvGraphicFramePr>
+            <a:graphic xmlns:a="http://schemas.openxmlformats.org/drawingml/2006/main">
+              <a:graphicData uri="http://schemas.openxmlformats.org/drawingml/2006/picture">
+                <pic:pic xmlns:pic="http://schemas.openxmlformats.org/drawingml/2006/picture">
+                  <pic:nvPicPr>
+                    <pic:cNvPr id="1917626303" name="Picture 1917626303"/>
+                    <pic:cNvPicPr/>
+                  </pic:nvPicPr>
+                  <pic:blipFill>
+                    <a:blip r:embed="rId8">
+                      <a:extLst>
+                        <a:ext uri="{28A0092B-C50C-407E-A947-70E740481C1C}">
+                          <a14:useLocalDpi xmlns:a14="http://schemas.microsoft.com/office/drawing/2010/main" val="0"/>
+                        </a:ext>
+                      </a:extLst>
+                    </a:blip>
+                    <a:stretch>
+                      <a:fillRect/>
+                    </a:stretch>
+                  </pic:blipFill>
+                  <pic:spPr>
+                    <a:xfrm>
+                      <a:off x="0" y="0"/>
+                      <a:ext cx="5943600" cy="3292475"/>
+                    </a:xfrm>
+                    <a:prstGeom prst="rect">
+                      <a:avLst/>
+                    </a:prstGeom>
+                  </pic:spPr>
+                </pic:pic>
+              </a:graphicData>
+            </a:graphic>
+          </wp:inline>
+        </w:drawing>
+      </w:r>
+    </w:p>
+    <w:p>
+      <w:pPr>
+        <w:pStyle w:val="ListParagraph"/>
+        <w:rPr>
+          <w:rFonts w:cstheme="minorHAnsi"/>
+          <w:b/>
+          <w:bCs/>
+          <w:u w:val="single"/>
+          <w:lang w:val="en-US"/>
+        </w:rPr>
+      </w:pPr>
+    </w:p>
+    <w:p>
+      <w:pPr>
+        <w:pStyle w:val="ListParagraph"/>
+        <w:rPr>
+          <w:rFonts w:cstheme="minorHAnsi"/>
+          <w:b/>
+          <w:bCs/>
+          <w:u w:val="single"/>
+          <w:lang w:val="en-US"/>
+        </w:rPr>
+      </w:pPr>
+    </w:p>
+    <w:p>
+      <w:pPr>
+        <w:pStyle w:val="ListParagraph"/>
+        <w:numPr>
+          <w:ilvl w:val="0"/>
+          <w:numId w:val="13"/>
+        </w:numPr>
+        <w:rPr>
+          <w:rFonts w:cstheme="minorHAnsi"/>
+          <w:b/>
+          <w:bCs/>
+          <w:u w:val="single"/>
+          <w:lang w:val="en-US"/>
+        </w:rPr>
+      </w:pPr>
+      <w:r>
+        <w:rPr>
+          <w:rFonts w:cstheme="minorHAnsi"/>
+          <w:b/>
+          <w:bCs/>
+          <w:u w:val="single"/>
+          <w:lang w:val="en-US"/>
+        </w:rPr>
+        <w:t>Part C: Final</w:t>
+      </w:r>
+    </w:p>
+    <w:p>
+      <w:pPr>
+        <w:pStyle w:val="ListParagraph"/>
+        <w:rPr>
+          <w:rFonts w:cstheme="minorHAnsi"/>
+          <w:b/>
+          <w:bCs/>
+          <w:u w:val="single"/>
+          <w:lang w:val="en-US"/>
+        </w:rPr>
+      </w:pPr>
+      <w:r>
+        <w:rPr>
+          <w:rFonts w:cstheme="minorHAnsi"/>
+          <w:b/>
+          <w:bCs/>
+          <w:noProof/>
+          <w:u w:val="single"/>
+          <w:lang w:val="en-US"/>
+        </w:rPr>
+        <w:drawing>
+          <wp:inline distT="0" distB="0" distL="0" distR="0">
+            <wp:extent cx="5943600" cy="3218815"/>
+            <wp:effectExtent l="0" t="0" r="0" b="0"/>
+            <wp:docPr id="703353633" name="Picture 5"/>
+            <wp:cNvGraphicFramePr>
+              <a:graphicFrameLocks xmlns:a="http://schemas.openxmlformats.org/drawingml/2006/main" noChangeAspect="1"/>
+            </wp:cNvGraphicFramePr>
+            <a:graphic xmlns:a="http://schemas.openxmlformats.org/drawingml/2006/main">
+              <a:graphicData uri="http://schemas.openxmlformats.org/drawingml/2006/picture">
+                <pic:pic xmlns:pic="http://schemas.openxmlformats.org/drawingml/2006/picture">
+                  <pic:nvPicPr>
+                    <pic:cNvPr id="703353633" name="Picture 703353633"/>
+                    <pic:cNvPicPr/>
+                  </pic:nvPicPr>
+                  <pic:blipFill>
+                    <a:blip r:embed="rId9">
+                      <a:extLst>
+                        <a:ext uri="{28A0092B-C50C-407E-A947-70E740481C1C}">
+                          <a14:useLocalDpi xmlns:a14="http://schemas.microsoft.com/office/drawing/2010/main" val="0"/>
+                        </a:ext>
+                      </a:extLst>
+                    </a:blip>
+                    <a:stretch>
+                      <a:fillRect/>
+                    </a:stretch>
+                  </pic:blipFill>
+                  <pic:spPr>
+                    <a:xfrm>
+                      <a:off x="0" y="0"/>
+                      <a:ext cx="5943600" cy="3218815"/>
+                    </a:xfrm>
+                    <a:prstGeom prst="rect">
+                      <a:avLst/>
+                    </a:prstGeom>
+                  </pic:spPr>
+                </pic:pic>
+              </a:graphicData>
+            </a:graphic>
+          </wp:inline>
+        </w:drawing>
+      </w:r>
+    </w:p>
     <w:sectPr>
       <w:pgSz w:w="12240" w:h="15840"/>
       <w:pgMar w:top="1440" w:right="1440" w:bottom="1440" w:left="1440" w:header="708" w:footer="708" w:gutter="0"/>
@@ -11,6 +2121,1432 @@
     </w:sectPr>
   </w:body>
 </w:document>
+</file>
+
+<file path=word/numbering.xml><?xml version="1.0" encoding="utf-8"?>
+<w:numbering xmlns:wpc="http://schemas.microsoft.com/office/word/2010/wordprocessingCanvas" xmlns:cx="http://schemas.microsoft.com/office/drawing/2014/chartex" xmlns:cx1="http://schemas.microsoft.com/office/drawing/2015/9/8/chartex" xmlns:cx2="http://schemas.microsoft.com/office/drawing/2015/10/21/chartex" xmlns:cx3="http://schemas.microsoft.com/office/drawing/2016/5/9/chartex" xmlns:cx4="http://schemas.microsoft.com/office/drawing/2016/5/10/chartex" xmlns:cx5="http://schemas.microsoft.com/office/drawing/2016/5/11/chartex" xmlns:cx6="http://schemas.microsoft.com/office/drawing/2016/5/12/chartex" xmlns:cx7="http://schemas.microsoft.com/office/drawing/2016/5/13/chartex" xmlns:cx8="http://schemas.microsoft.com/office/drawing/2016/5/14/chartex" xmlns:mc="http://schemas.openxmlformats.org/markup-compatibility/2006" xmlns:aink="http://schemas.microsoft.com/office/drawing/2016/ink" xmlns:am3d="http://schemas.microsoft.com/office/drawing/2017/model3d" xmlns:o="urn:schemas-microsoft-com:office:office" xmlns:oel="http://schemas.microsoft.com/office/2019/extlst" xmlns:r="http://schemas.openxmlformats.org/officeDocument/2006/relationships" xmlns:m="http://schemas.openxmlformats.org/officeDocument/2006/math" xmlns:v="urn:schemas-microsoft-com:vml" xmlns:wp14="http://schemas.microsoft.com/office/word/2010/wordprocessingDrawing" xmlns:wp="http://schemas.openxmlformats.org/drawingml/2006/wordprocessingDrawing" xmlns:w10="urn:schemas-microsoft-com:office:word" xmlns:w="http://schemas.openxmlformats.org/wordprocessingml/2006/main" xmlns:w14="http://schemas.microsoft.com/office/word/2010/wordml" xmlns:w15="http://schemas.microsoft.com/office/word/2012/wordml" xmlns:w16cex="http://schemas.microsoft.com/office/word/2018/wordml/cex" xmlns:w16cid="http://schemas.microsoft.com/office/word/2016/wordml/cid" xmlns:w16="http://schemas.microsoft.com/office/word/2018/wordml" xmlns:w16sdtdh="http://schemas.microsoft.com/office/word/2020/wordml/sdtdatahash" xmlns:w16se="http://schemas.microsoft.com/office/word/2015/wordml/symex" xmlns:wpg="http://schemas.microsoft.com/office/word/2010/wordprocessingGroup" xmlns:wpi="http://schemas.microsoft.com/office/word/2010/wordprocessingInk" xmlns:wne="http://schemas.microsoft.com/office/word/2006/wordml" xmlns:wps="http://schemas.microsoft.com/office/word/2010/wordprocessingShape" mc:Ignorable="w14 w15 w16se w16cid w16 w16cex w16sdtdh wp14">
+  <w:abstractNum w:abstractNumId="0" w15:restartNumberingAfterBreak="0">
+    <w:nsid w:val="04F144FB"/>
+    <w:multiLevelType w:val="hybridMultilevel"/>
+    <w:tmpl w:val="0994B7EC"/>
+    <w:lvl w:ilvl="0" w:tplc="0409000F">
+      <w:start w:val="1"/>
+      <w:numFmt w:val="decimal"/>
+      <w:lvlText w:val="%1."/>
+      <w:lvlJc w:val="left"/>
+      <w:pPr>
+        <w:ind w:left="720" w:hanging="360"/>
+      </w:pPr>
+    </w:lvl>
+    <w:lvl w:ilvl="1" w:tplc="04090019" w:tentative="1">
+      <w:start w:val="1"/>
+      <w:numFmt w:val="lowerLetter"/>
+      <w:lvlText w:val="%2."/>
+      <w:lvlJc w:val="left"/>
+      <w:pPr>
+        <w:ind w:left="1440" w:hanging="360"/>
+      </w:pPr>
+    </w:lvl>
+    <w:lvl w:ilvl="2" w:tplc="0409001B" w:tentative="1">
+      <w:start w:val="1"/>
+      <w:numFmt w:val="lowerRoman"/>
+      <w:lvlText w:val="%3."/>
+      <w:lvlJc w:val="right"/>
+      <w:pPr>
+        <w:ind w:left="2160" w:hanging="180"/>
+      </w:pPr>
+    </w:lvl>
+    <w:lvl w:ilvl="3" w:tplc="0409000F" w:tentative="1">
+      <w:start w:val="1"/>
+      <w:numFmt w:val="decimal"/>
+      <w:lvlText w:val="%4."/>
+      <w:lvlJc w:val="left"/>
+      <w:pPr>
+        <w:ind w:left="2880" w:hanging="360"/>
+      </w:pPr>
+    </w:lvl>
+    <w:lvl w:ilvl="4" w:tplc="04090019" w:tentative="1">
+      <w:start w:val="1"/>
+      <w:numFmt w:val="lowerLetter"/>
+      <w:lvlText w:val="%5."/>
+      <w:lvlJc w:val="left"/>
+      <w:pPr>
+        <w:ind w:left="3600" w:hanging="360"/>
+      </w:pPr>
+    </w:lvl>
+    <w:lvl w:ilvl="5" w:tplc="0409001B" w:tentative="1">
+      <w:start w:val="1"/>
+      <w:numFmt w:val="lowerRoman"/>
+      <w:lvlText w:val="%6."/>
+      <w:lvlJc w:val="right"/>
+      <w:pPr>
+        <w:ind w:left="4320" w:hanging="180"/>
+      </w:pPr>
+    </w:lvl>
+    <w:lvl w:ilvl="6" w:tplc="0409000F" w:tentative="1">
+      <w:start w:val="1"/>
+      <w:numFmt w:val="decimal"/>
+      <w:lvlText w:val="%7."/>
+      <w:lvlJc w:val="left"/>
+      <w:pPr>
+        <w:ind w:left="5040" w:hanging="360"/>
+      </w:pPr>
+    </w:lvl>
+    <w:lvl w:ilvl="7" w:tplc="04090019" w:tentative="1">
+      <w:start w:val="1"/>
+      <w:numFmt w:val="lowerLetter"/>
+      <w:lvlText w:val="%8."/>
+      <w:lvlJc w:val="left"/>
+      <w:pPr>
+        <w:ind w:left="5760" w:hanging="360"/>
+      </w:pPr>
+    </w:lvl>
+    <w:lvl w:ilvl="8" w:tplc="0409001B" w:tentative="1">
+      <w:start w:val="1"/>
+      <w:numFmt w:val="lowerRoman"/>
+      <w:lvlText w:val="%9."/>
+      <w:lvlJc w:val="right"/>
+      <w:pPr>
+        <w:ind w:left="6480" w:hanging="180"/>
+      </w:pPr>
+    </w:lvl>
+  </w:abstractNum>
+  <w:abstractNum w:abstractNumId="1" w15:restartNumberingAfterBreak="0">
+    <w:nsid w:val="0FA137BB"/>
+    <w:multiLevelType w:val="hybridMultilevel"/>
+    <w:tmpl w:val="52A02CF8"/>
+    <w:lvl w:ilvl="0" w:tplc="B5F85E96">
+      <w:start w:val="10"/>
+      <w:numFmt w:val="bullet"/>
+      <w:lvlText w:val="-"/>
+      <w:lvlJc w:val="left"/>
+      <w:pPr>
+        <w:ind w:left="1080" w:hanging="360"/>
+      </w:pPr>
+      <w:rPr>
+        <w:rFonts w:ascii="Calibri" w:eastAsiaTheme="minorHAnsi" w:hAnsi="Calibri" w:cs="Calibri" w:hint="default"/>
+        <w:b w:val="0"/>
+      </w:rPr>
+    </w:lvl>
+    <w:lvl w:ilvl="1" w:tplc="04090003" w:tentative="1">
+      <w:start w:val="1"/>
+      <w:numFmt w:val="bullet"/>
+      <w:lvlText w:val="o"/>
+      <w:lvlJc w:val="left"/>
+      <w:pPr>
+        <w:ind w:left="1800" w:hanging="360"/>
+      </w:pPr>
+      <w:rPr>
+        <w:rFonts w:ascii="Courier New" w:hAnsi="Courier New" w:cs="Courier New" w:hint="default"/>
+      </w:rPr>
+    </w:lvl>
+    <w:lvl w:ilvl="2" w:tplc="04090005" w:tentative="1">
+      <w:start w:val="1"/>
+      <w:numFmt w:val="bullet"/>
+      <w:lvlText w:val=""/>
+      <w:lvlJc w:val="left"/>
+      <w:pPr>
+        <w:ind w:left="2520" w:hanging="360"/>
+      </w:pPr>
+      <w:rPr>
+        <w:rFonts w:ascii="Wingdings" w:hAnsi="Wingdings" w:hint="default"/>
+      </w:rPr>
+    </w:lvl>
+    <w:lvl w:ilvl="3" w:tplc="04090001" w:tentative="1">
+      <w:start w:val="1"/>
+      <w:numFmt w:val="bullet"/>
+      <w:lvlText w:val=""/>
+      <w:lvlJc w:val="left"/>
+      <w:pPr>
+        <w:ind w:left="3240" w:hanging="360"/>
+      </w:pPr>
+      <w:rPr>
+        <w:rFonts w:ascii="Symbol" w:hAnsi="Symbol" w:hint="default"/>
+      </w:rPr>
+    </w:lvl>
+    <w:lvl w:ilvl="4" w:tplc="04090003" w:tentative="1">
+      <w:start w:val="1"/>
+      <w:numFmt w:val="bullet"/>
+      <w:lvlText w:val="o"/>
+      <w:lvlJc w:val="left"/>
+      <w:pPr>
+        <w:ind w:left="3960" w:hanging="360"/>
+      </w:pPr>
+      <w:rPr>
+        <w:rFonts w:ascii="Courier New" w:hAnsi="Courier New" w:cs="Courier New" w:hint="default"/>
+      </w:rPr>
+    </w:lvl>
+    <w:lvl w:ilvl="5" w:tplc="04090005" w:tentative="1">
+      <w:start w:val="1"/>
+      <w:numFmt w:val="bullet"/>
+      <w:lvlText w:val=""/>
+      <w:lvlJc w:val="left"/>
+      <w:pPr>
+        <w:ind w:left="4680" w:hanging="360"/>
+      </w:pPr>
+      <w:rPr>
+        <w:rFonts w:ascii="Wingdings" w:hAnsi="Wingdings" w:hint="default"/>
+      </w:rPr>
+    </w:lvl>
+    <w:lvl w:ilvl="6" w:tplc="04090001" w:tentative="1">
+      <w:start w:val="1"/>
+      <w:numFmt w:val="bullet"/>
+      <w:lvlText w:val=""/>
+      <w:lvlJc w:val="left"/>
+      <w:pPr>
+        <w:ind w:left="5400" w:hanging="360"/>
+      </w:pPr>
+      <w:rPr>
+        <w:rFonts w:ascii="Symbol" w:hAnsi="Symbol" w:hint="default"/>
+      </w:rPr>
+    </w:lvl>
+    <w:lvl w:ilvl="7" w:tplc="04090003" w:tentative="1">
+      <w:start w:val="1"/>
+      <w:numFmt w:val="bullet"/>
+      <w:lvlText w:val="o"/>
+      <w:lvlJc w:val="left"/>
+      <w:pPr>
+        <w:ind w:left="6120" w:hanging="360"/>
+      </w:pPr>
+      <w:rPr>
+        <w:rFonts w:ascii="Courier New" w:hAnsi="Courier New" w:cs="Courier New" w:hint="default"/>
+      </w:rPr>
+    </w:lvl>
+    <w:lvl w:ilvl="8" w:tplc="04090005" w:tentative="1">
+      <w:start w:val="1"/>
+      <w:numFmt w:val="bullet"/>
+      <w:lvlText w:val=""/>
+      <w:lvlJc w:val="left"/>
+      <w:pPr>
+        <w:ind w:left="6840" w:hanging="360"/>
+      </w:pPr>
+      <w:rPr>
+        <w:rFonts w:ascii="Wingdings" w:hAnsi="Wingdings" w:hint="default"/>
+      </w:rPr>
+    </w:lvl>
+  </w:abstractNum>
+  <w:abstractNum w:abstractNumId="2" w15:restartNumberingAfterBreak="0">
+    <w:nsid w:val="202D0393"/>
+    <w:multiLevelType w:val="hybridMultilevel"/>
+    <w:tmpl w:val="41E085FC"/>
+    <w:lvl w:ilvl="0" w:tplc="0409000F">
+      <w:start w:val="1"/>
+      <w:numFmt w:val="decimal"/>
+      <w:lvlText w:val="%1."/>
+      <w:lvlJc w:val="left"/>
+      <w:pPr>
+        <w:ind w:left="720" w:hanging="360"/>
+      </w:pPr>
+    </w:lvl>
+    <w:lvl w:ilvl="1" w:tplc="04090019" w:tentative="1">
+      <w:start w:val="1"/>
+      <w:numFmt w:val="lowerLetter"/>
+      <w:lvlText w:val="%2."/>
+      <w:lvlJc w:val="left"/>
+      <w:pPr>
+        <w:ind w:left="1440" w:hanging="360"/>
+      </w:pPr>
+    </w:lvl>
+    <w:lvl w:ilvl="2" w:tplc="0409001B" w:tentative="1">
+      <w:start w:val="1"/>
+      <w:numFmt w:val="lowerRoman"/>
+      <w:lvlText w:val="%3."/>
+      <w:lvlJc w:val="right"/>
+      <w:pPr>
+        <w:ind w:left="2160" w:hanging="180"/>
+      </w:pPr>
+    </w:lvl>
+    <w:lvl w:ilvl="3" w:tplc="0409000F" w:tentative="1">
+      <w:start w:val="1"/>
+      <w:numFmt w:val="decimal"/>
+      <w:lvlText w:val="%4."/>
+      <w:lvlJc w:val="left"/>
+      <w:pPr>
+        <w:ind w:left="2880" w:hanging="360"/>
+      </w:pPr>
+    </w:lvl>
+    <w:lvl w:ilvl="4" w:tplc="04090019" w:tentative="1">
+      <w:start w:val="1"/>
+      <w:numFmt w:val="lowerLetter"/>
+      <w:lvlText w:val="%5."/>
+      <w:lvlJc w:val="left"/>
+      <w:pPr>
+        <w:ind w:left="3600" w:hanging="360"/>
+      </w:pPr>
+    </w:lvl>
+    <w:lvl w:ilvl="5" w:tplc="0409001B" w:tentative="1">
+      <w:start w:val="1"/>
+      <w:numFmt w:val="lowerRoman"/>
+      <w:lvlText w:val="%6."/>
+      <w:lvlJc w:val="right"/>
+      <w:pPr>
+        <w:ind w:left="4320" w:hanging="180"/>
+      </w:pPr>
+    </w:lvl>
+    <w:lvl w:ilvl="6" w:tplc="0409000F" w:tentative="1">
+      <w:start w:val="1"/>
+      <w:numFmt w:val="decimal"/>
+      <w:lvlText w:val="%7."/>
+      <w:lvlJc w:val="left"/>
+      <w:pPr>
+        <w:ind w:left="5040" w:hanging="360"/>
+      </w:pPr>
+    </w:lvl>
+    <w:lvl w:ilvl="7" w:tplc="04090019" w:tentative="1">
+      <w:start w:val="1"/>
+      <w:numFmt w:val="lowerLetter"/>
+      <w:lvlText w:val="%8."/>
+      <w:lvlJc w:val="left"/>
+      <w:pPr>
+        <w:ind w:left="5760" w:hanging="360"/>
+      </w:pPr>
+    </w:lvl>
+    <w:lvl w:ilvl="8" w:tplc="0409001B" w:tentative="1">
+      <w:start w:val="1"/>
+      <w:numFmt w:val="lowerRoman"/>
+      <w:lvlText w:val="%9."/>
+      <w:lvlJc w:val="right"/>
+      <w:pPr>
+        <w:ind w:left="6480" w:hanging="180"/>
+      </w:pPr>
+    </w:lvl>
+  </w:abstractNum>
+  <w:abstractNum w:abstractNumId="3" w15:restartNumberingAfterBreak="0">
+    <w:nsid w:val="2460405F"/>
+    <w:multiLevelType w:val="hybridMultilevel"/>
+    <w:tmpl w:val="C42EC65C"/>
+    <w:lvl w:ilvl="0" w:tplc="04090001">
+      <w:start w:val="1"/>
+      <w:numFmt w:val="bullet"/>
+      <w:lvlText w:val=""/>
+      <w:lvlJc w:val="left"/>
+      <w:pPr>
+        <w:ind w:left="720" w:hanging="360"/>
+      </w:pPr>
+      <w:rPr>
+        <w:rFonts w:ascii="Symbol" w:hAnsi="Symbol" w:hint="default"/>
+      </w:rPr>
+    </w:lvl>
+    <w:lvl w:ilvl="1" w:tplc="04090003" w:tentative="1">
+      <w:start w:val="1"/>
+      <w:numFmt w:val="bullet"/>
+      <w:lvlText w:val="o"/>
+      <w:lvlJc w:val="left"/>
+      <w:pPr>
+        <w:ind w:left="1440" w:hanging="360"/>
+      </w:pPr>
+      <w:rPr>
+        <w:rFonts w:ascii="Courier New" w:hAnsi="Courier New" w:cs="Courier New" w:hint="default"/>
+      </w:rPr>
+    </w:lvl>
+    <w:lvl w:ilvl="2" w:tplc="04090005" w:tentative="1">
+      <w:start w:val="1"/>
+      <w:numFmt w:val="bullet"/>
+      <w:lvlText w:val=""/>
+      <w:lvlJc w:val="left"/>
+      <w:pPr>
+        <w:ind w:left="2160" w:hanging="360"/>
+      </w:pPr>
+      <w:rPr>
+        <w:rFonts w:ascii="Wingdings" w:hAnsi="Wingdings" w:hint="default"/>
+      </w:rPr>
+    </w:lvl>
+    <w:lvl w:ilvl="3" w:tplc="04090001" w:tentative="1">
+      <w:start w:val="1"/>
+      <w:numFmt w:val="bullet"/>
+      <w:lvlText w:val=""/>
+      <w:lvlJc w:val="left"/>
+      <w:pPr>
+        <w:ind w:left="2880" w:hanging="360"/>
+      </w:pPr>
+      <w:rPr>
+        <w:rFonts w:ascii="Symbol" w:hAnsi="Symbol" w:hint="default"/>
+      </w:rPr>
+    </w:lvl>
+    <w:lvl w:ilvl="4" w:tplc="04090003" w:tentative="1">
+      <w:start w:val="1"/>
+      <w:numFmt w:val="bullet"/>
+      <w:lvlText w:val="o"/>
+      <w:lvlJc w:val="left"/>
+      <w:pPr>
+        <w:ind w:left="3600" w:hanging="360"/>
+      </w:pPr>
+      <w:rPr>
+        <w:rFonts w:ascii="Courier New" w:hAnsi="Courier New" w:cs="Courier New" w:hint="default"/>
+      </w:rPr>
+    </w:lvl>
+    <w:lvl w:ilvl="5" w:tplc="04090005" w:tentative="1">
+      <w:start w:val="1"/>
+      <w:numFmt w:val="bullet"/>
+      <w:lvlText w:val=""/>
+      <w:lvlJc w:val="left"/>
+      <w:pPr>
+        <w:ind w:left="4320" w:hanging="360"/>
+      </w:pPr>
+      <w:rPr>
+        <w:rFonts w:ascii="Wingdings" w:hAnsi="Wingdings" w:hint="default"/>
+      </w:rPr>
+    </w:lvl>
+    <w:lvl w:ilvl="6" w:tplc="04090001" w:tentative="1">
+      <w:start w:val="1"/>
+      <w:numFmt w:val="bullet"/>
+      <w:lvlText w:val=""/>
+      <w:lvlJc w:val="left"/>
+      <w:pPr>
+        <w:ind w:left="5040" w:hanging="360"/>
+      </w:pPr>
+      <w:rPr>
+        <w:rFonts w:ascii="Symbol" w:hAnsi="Symbol" w:hint="default"/>
+      </w:rPr>
+    </w:lvl>
+    <w:lvl w:ilvl="7" w:tplc="04090003" w:tentative="1">
+      <w:start w:val="1"/>
+      <w:numFmt w:val="bullet"/>
+      <w:lvlText w:val="o"/>
+      <w:lvlJc w:val="left"/>
+      <w:pPr>
+        <w:ind w:left="5760" w:hanging="360"/>
+      </w:pPr>
+      <w:rPr>
+        <w:rFonts w:ascii="Courier New" w:hAnsi="Courier New" w:cs="Courier New" w:hint="default"/>
+      </w:rPr>
+    </w:lvl>
+    <w:lvl w:ilvl="8" w:tplc="04090005" w:tentative="1">
+      <w:start w:val="1"/>
+      <w:numFmt w:val="bullet"/>
+      <w:lvlText w:val=""/>
+      <w:lvlJc w:val="left"/>
+      <w:pPr>
+        <w:ind w:left="6480" w:hanging="360"/>
+      </w:pPr>
+      <w:rPr>
+        <w:rFonts w:ascii="Wingdings" w:hAnsi="Wingdings" w:hint="default"/>
+      </w:rPr>
+    </w:lvl>
+  </w:abstractNum>
+  <w:abstractNum w:abstractNumId="4" w15:restartNumberingAfterBreak="0">
+    <w:nsid w:val="2C5A3A36"/>
+    <w:multiLevelType w:val="multilevel"/>
+    <w:tmpl w:val="B2A03E94"/>
+    <w:lvl w:ilvl="0">
+      <w:start w:val="1"/>
+      <w:numFmt w:val="bullet"/>
+      <w:lvlText w:val=""/>
+      <w:lvlJc w:val="left"/>
+      <w:pPr>
+        <w:tabs>
+          <w:tab w:val="num" w:pos="720"/>
+        </w:tabs>
+        <w:ind w:left="720" w:hanging="360"/>
+      </w:pPr>
+      <w:rPr>
+        <w:rFonts w:ascii="Symbol" w:hAnsi="Symbol" w:hint="default"/>
+        <w:sz w:val="20"/>
+      </w:rPr>
+    </w:lvl>
+    <w:lvl w:ilvl="1" w:tentative="1">
+      <w:start w:val="1"/>
+      <w:numFmt w:val="bullet"/>
+      <w:lvlText w:val="o"/>
+      <w:lvlJc w:val="left"/>
+      <w:pPr>
+        <w:tabs>
+          <w:tab w:val="num" w:pos="1440"/>
+        </w:tabs>
+        <w:ind w:left="1440" w:hanging="360"/>
+      </w:pPr>
+      <w:rPr>
+        <w:rFonts w:ascii="Courier New" w:hAnsi="Courier New" w:hint="default"/>
+        <w:sz w:val="20"/>
+      </w:rPr>
+    </w:lvl>
+    <w:lvl w:ilvl="2" w:tentative="1">
+      <w:start w:val="1"/>
+      <w:numFmt w:val="bullet"/>
+      <w:lvlText w:val=""/>
+      <w:lvlJc w:val="left"/>
+      <w:pPr>
+        <w:tabs>
+          <w:tab w:val="num" w:pos="2160"/>
+        </w:tabs>
+        <w:ind w:left="2160" w:hanging="360"/>
+      </w:pPr>
+      <w:rPr>
+        <w:rFonts w:ascii="Wingdings" w:hAnsi="Wingdings" w:hint="default"/>
+        <w:sz w:val="20"/>
+      </w:rPr>
+    </w:lvl>
+    <w:lvl w:ilvl="3" w:tentative="1">
+      <w:start w:val="1"/>
+      <w:numFmt w:val="bullet"/>
+      <w:lvlText w:val=""/>
+      <w:lvlJc w:val="left"/>
+      <w:pPr>
+        <w:tabs>
+          <w:tab w:val="num" w:pos="2880"/>
+        </w:tabs>
+        <w:ind w:left="2880" w:hanging="360"/>
+      </w:pPr>
+      <w:rPr>
+        <w:rFonts w:ascii="Wingdings" w:hAnsi="Wingdings" w:hint="default"/>
+        <w:sz w:val="20"/>
+      </w:rPr>
+    </w:lvl>
+    <w:lvl w:ilvl="4" w:tentative="1">
+      <w:start w:val="1"/>
+      <w:numFmt w:val="bullet"/>
+      <w:lvlText w:val=""/>
+      <w:lvlJc w:val="left"/>
+      <w:pPr>
+        <w:tabs>
+          <w:tab w:val="num" w:pos="3600"/>
+        </w:tabs>
+        <w:ind w:left="3600" w:hanging="360"/>
+      </w:pPr>
+      <w:rPr>
+        <w:rFonts w:ascii="Wingdings" w:hAnsi="Wingdings" w:hint="default"/>
+        <w:sz w:val="20"/>
+      </w:rPr>
+    </w:lvl>
+    <w:lvl w:ilvl="5" w:tentative="1">
+      <w:start w:val="1"/>
+      <w:numFmt w:val="bullet"/>
+      <w:lvlText w:val=""/>
+      <w:lvlJc w:val="left"/>
+      <w:pPr>
+        <w:tabs>
+          <w:tab w:val="num" w:pos="4320"/>
+        </w:tabs>
+        <w:ind w:left="4320" w:hanging="360"/>
+      </w:pPr>
+      <w:rPr>
+        <w:rFonts w:ascii="Wingdings" w:hAnsi="Wingdings" w:hint="default"/>
+        <w:sz w:val="20"/>
+      </w:rPr>
+    </w:lvl>
+    <w:lvl w:ilvl="6" w:tentative="1">
+      <w:start w:val="1"/>
+      <w:numFmt w:val="bullet"/>
+      <w:lvlText w:val=""/>
+      <w:lvlJc w:val="left"/>
+      <w:pPr>
+        <w:tabs>
+          <w:tab w:val="num" w:pos="5040"/>
+        </w:tabs>
+        <w:ind w:left="5040" w:hanging="360"/>
+      </w:pPr>
+      <w:rPr>
+        <w:rFonts w:ascii="Wingdings" w:hAnsi="Wingdings" w:hint="default"/>
+        <w:sz w:val="20"/>
+      </w:rPr>
+    </w:lvl>
+    <w:lvl w:ilvl="7" w:tentative="1">
+      <w:start w:val="1"/>
+      <w:numFmt w:val="bullet"/>
+      <w:lvlText w:val=""/>
+      <w:lvlJc w:val="left"/>
+      <w:pPr>
+        <w:tabs>
+          <w:tab w:val="num" w:pos="5760"/>
+        </w:tabs>
+        <w:ind w:left="5760" w:hanging="360"/>
+      </w:pPr>
+      <w:rPr>
+        <w:rFonts w:ascii="Wingdings" w:hAnsi="Wingdings" w:hint="default"/>
+        <w:sz w:val="20"/>
+      </w:rPr>
+    </w:lvl>
+    <w:lvl w:ilvl="8" w:tentative="1">
+      <w:start w:val="1"/>
+      <w:numFmt w:val="bullet"/>
+      <w:lvlText w:val=""/>
+      <w:lvlJc w:val="left"/>
+      <w:pPr>
+        <w:tabs>
+          <w:tab w:val="num" w:pos="6480"/>
+        </w:tabs>
+        <w:ind w:left="6480" w:hanging="360"/>
+      </w:pPr>
+      <w:rPr>
+        <w:rFonts w:ascii="Wingdings" w:hAnsi="Wingdings" w:hint="default"/>
+        <w:sz w:val="20"/>
+      </w:rPr>
+    </w:lvl>
+  </w:abstractNum>
+  <w:abstractNum w:abstractNumId="5" w15:restartNumberingAfterBreak="0">
+    <w:nsid w:val="300A3C5E"/>
+    <w:multiLevelType w:val="hybridMultilevel"/>
+    <w:tmpl w:val="2C66CBFA"/>
+    <w:lvl w:ilvl="0" w:tplc="0409000F">
+      <w:start w:val="1"/>
+      <w:numFmt w:val="decimal"/>
+      <w:lvlText w:val="%1."/>
+      <w:lvlJc w:val="left"/>
+      <w:pPr>
+        <w:ind w:left="1440" w:hanging="360"/>
+      </w:pPr>
+    </w:lvl>
+    <w:lvl w:ilvl="1" w:tplc="04090019" w:tentative="1">
+      <w:start w:val="1"/>
+      <w:numFmt w:val="lowerLetter"/>
+      <w:lvlText w:val="%2."/>
+      <w:lvlJc w:val="left"/>
+      <w:pPr>
+        <w:ind w:left="2160" w:hanging="360"/>
+      </w:pPr>
+    </w:lvl>
+    <w:lvl w:ilvl="2" w:tplc="0409001B" w:tentative="1">
+      <w:start w:val="1"/>
+      <w:numFmt w:val="lowerRoman"/>
+      <w:lvlText w:val="%3."/>
+      <w:lvlJc w:val="right"/>
+      <w:pPr>
+        <w:ind w:left="2880" w:hanging="180"/>
+      </w:pPr>
+    </w:lvl>
+    <w:lvl w:ilvl="3" w:tplc="0409000F" w:tentative="1">
+      <w:start w:val="1"/>
+      <w:numFmt w:val="decimal"/>
+      <w:lvlText w:val="%4."/>
+      <w:lvlJc w:val="left"/>
+      <w:pPr>
+        <w:ind w:left="3600" w:hanging="360"/>
+      </w:pPr>
+    </w:lvl>
+    <w:lvl w:ilvl="4" w:tplc="04090019" w:tentative="1">
+      <w:start w:val="1"/>
+      <w:numFmt w:val="lowerLetter"/>
+      <w:lvlText w:val="%5."/>
+      <w:lvlJc w:val="left"/>
+      <w:pPr>
+        <w:ind w:left="4320" w:hanging="360"/>
+      </w:pPr>
+    </w:lvl>
+    <w:lvl w:ilvl="5" w:tplc="0409001B" w:tentative="1">
+      <w:start w:val="1"/>
+      <w:numFmt w:val="lowerRoman"/>
+      <w:lvlText w:val="%6."/>
+      <w:lvlJc w:val="right"/>
+      <w:pPr>
+        <w:ind w:left="5040" w:hanging="180"/>
+      </w:pPr>
+    </w:lvl>
+    <w:lvl w:ilvl="6" w:tplc="0409000F" w:tentative="1">
+      <w:start w:val="1"/>
+      <w:numFmt w:val="decimal"/>
+      <w:lvlText w:val="%7."/>
+      <w:lvlJc w:val="left"/>
+      <w:pPr>
+        <w:ind w:left="5760" w:hanging="360"/>
+      </w:pPr>
+    </w:lvl>
+    <w:lvl w:ilvl="7" w:tplc="04090019" w:tentative="1">
+      <w:start w:val="1"/>
+      <w:numFmt w:val="lowerLetter"/>
+      <w:lvlText w:val="%8."/>
+      <w:lvlJc w:val="left"/>
+      <w:pPr>
+        <w:ind w:left="6480" w:hanging="360"/>
+      </w:pPr>
+    </w:lvl>
+    <w:lvl w:ilvl="8" w:tplc="0409001B" w:tentative="1">
+      <w:start w:val="1"/>
+      <w:numFmt w:val="lowerRoman"/>
+      <w:lvlText w:val="%9."/>
+      <w:lvlJc w:val="right"/>
+      <w:pPr>
+        <w:ind w:left="7200" w:hanging="180"/>
+      </w:pPr>
+    </w:lvl>
+  </w:abstractNum>
+  <w:abstractNum w:abstractNumId="6" w15:restartNumberingAfterBreak="0">
+    <w:nsid w:val="337D6E5B"/>
+    <w:multiLevelType w:val="hybridMultilevel"/>
+    <w:tmpl w:val="B9D24AC2"/>
+    <w:lvl w:ilvl="0" w:tplc="0409000F">
+      <w:start w:val="1"/>
+      <w:numFmt w:val="decimal"/>
+      <w:lvlText w:val="%1."/>
+      <w:lvlJc w:val="left"/>
+      <w:pPr>
+        <w:ind w:left="1440" w:hanging="360"/>
+      </w:pPr>
+    </w:lvl>
+    <w:lvl w:ilvl="1" w:tplc="04090019" w:tentative="1">
+      <w:start w:val="1"/>
+      <w:numFmt w:val="lowerLetter"/>
+      <w:lvlText w:val="%2."/>
+      <w:lvlJc w:val="left"/>
+      <w:pPr>
+        <w:ind w:left="2160" w:hanging="360"/>
+      </w:pPr>
+    </w:lvl>
+    <w:lvl w:ilvl="2" w:tplc="0409001B" w:tentative="1">
+      <w:start w:val="1"/>
+      <w:numFmt w:val="lowerRoman"/>
+      <w:lvlText w:val="%3."/>
+      <w:lvlJc w:val="right"/>
+      <w:pPr>
+        <w:ind w:left="2880" w:hanging="180"/>
+      </w:pPr>
+    </w:lvl>
+    <w:lvl w:ilvl="3" w:tplc="0409000F" w:tentative="1">
+      <w:start w:val="1"/>
+      <w:numFmt w:val="decimal"/>
+      <w:lvlText w:val="%4."/>
+      <w:lvlJc w:val="left"/>
+      <w:pPr>
+        <w:ind w:left="3600" w:hanging="360"/>
+      </w:pPr>
+    </w:lvl>
+    <w:lvl w:ilvl="4" w:tplc="04090019" w:tentative="1">
+      <w:start w:val="1"/>
+      <w:numFmt w:val="lowerLetter"/>
+      <w:lvlText w:val="%5."/>
+      <w:lvlJc w:val="left"/>
+      <w:pPr>
+        <w:ind w:left="4320" w:hanging="360"/>
+      </w:pPr>
+    </w:lvl>
+    <w:lvl w:ilvl="5" w:tplc="0409001B" w:tentative="1">
+      <w:start w:val="1"/>
+      <w:numFmt w:val="lowerRoman"/>
+      <w:lvlText w:val="%6."/>
+      <w:lvlJc w:val="right"/>
+      <w:pPr>
+        <w:ind w:left="5040" w:hanging="180"/>
+      </w:pPr>
+    </w:lvl>
+    <w:lvl w:ilvl="6" w:tplc="0409000F" w:tentative="1">
+      <w:start w:val="1"/>
+      <w:numFmt w:val="decimal"/>
+      <w:lvlText w:val="%7."/>
+      <w:lvlJc w:val="left"/>
+      <w:pPr>
+        <w:ind w:left="5760" w:hanging="360"/>
+      </w:pPr>
+    </w:lvl>
+    <w:lvl w:ilvl="7" w:tplc="04090019" w:tentative="1">
+      <w:start w:val="1"/>
+      <w:numFmt w:val="lowerLetter"/>
+      <w:lvlText w:val="%8."/>
+      <w:lvlJc w:val="left"/>
+      <w:pPr>
+        <w:ind w:left="6480" w:hanging="360"/>
+      </w:pPr>
+    </w:lvl>
+    <w:lvl w:ilvl="8" w:tplc="0409001B" w:tentative="1">
+      <w:start w:val="1"/>
+      <w:numFmt w:val="lowerRoman"/>
+      <w:lvlText w:val="%9."/>
+      <w:lvlJc w:val="right"/>
+      <w:pPr>
+        <w:ind w:left="7200" w:hanging="180"/>
+      </w:pPr>
+    </w:lvl>
+  </w:abstractNum>
+  <w:abstractNum w:abstractNumId="7" w15:restartNumberingAfterBreak="0">
+    <w:nsid w:val="3A5A3DF8"/>
+    <w:multiLevelType w:val="hybridMultilevel"/>
+    <w:tmpl w:val="117AE03E"/>
+    <w:lvl w:ilvl="0" w:tplc="0409000F">
+      <w:start w:val="1"/>
+      <w:numFmt w:val="decimal"/>
+      <w:lvlText w:val="%1."/>
+      <w:lvlJc w:val="left"/>
+      <w:pPr>
+        <w:ind w:left="720" w:hanging="360"/>
+      </w:pPr>
+    </w:lvl>
+    <w:lvl w:ilvl="1" w:tplc="04090019" w:tentative="1">
+      <w:start w:val="1"/>
+      <w:numFmt w:val="lowerLetter"/>
+      <w:lvlText w:val="%2."/>
+      <w:lvlJc w:val="left"/>
+      <w:pPr>
+        <w:ind w:left="1440" w:hanging="360"/>
+      </w:pPr>
+    </w:lvl>
+    <w:lvl w:ilvl="2" w:tplc="0409001B" w:tentative="1">
+      <w:start w:val="1"/>
+      <w:numFmt w:val="lowerRoman"/>
+      <w:lvlText w:val="%3."/>
+      <w:lvlJc w:val="right"/>
+      <w:pPr>
+        <w:ind w:left="2160" w:hanging="180"/>
+      </w:pPr>
+    </w:lvl>
+    <w:lvl w:ilvl="3" w:tplc="0409000F" w:tentative="1">
+      <w:start w:val="1"/>
+      <w:numFmt w:val="decimal"/>
+      <w:lvlText w:val="%4."/>
+      <w:lvlJc w:val="left"/>
+      <w:pPr>
+        <w:ind w:left="2880" w:hanging="360"/>
+      </w:pPr>
+    </w:lvl>
+    <w:lvl w:ilvl="4" w:tplc="04090019" w:tentative="1">
+      <w:start w:val="1"/>
+      <w:numFmt w:val="lowerLetter"/>
+      <w:lvlText w:val="%5."/>
+      <w:lvlJc w:val="left"/>
+      <w:pPr>
+        <w:ind w:left="3600" w:hanging="360"/>
+      </w:pPr>
+    </w:lvl>
+    <w:lvl w:ilvl="5" w:tplc="0409001B" w:tentative="1">
+      <w:start w:val="1"/>
+      <w:numFmt w:val="lowerRoman"/>
+      <w:lvlText w:val="%6."/>
+      <w:lvlJc w:val="right"/>
+      <w:pPr>
+        <w:ind w:left="4320" w:hanging="180"/>
+      </w:pPr>
+    </w:lvl>
+    <w:lvl w:ilvl="6" w:tplc="0409000F" w:tentative="1">
+      <w:start w:val="1"/>
+      <w:numFmt w:val="decimal"/>
+      <w:lvlText w:val="%7."/>
+      <w:lvlJc w:val="left"/>
+      <w:pPr>
+        <w:ind w:left="5040" w:hanging="360"/>
+      </w:pPr>
+    </w:lvl>
+    <w:lvl w:ilvl="7" w:tplc="04090019" w:tentative="1">
+      <w:start w:val="1"/>
+      <w:numFmt w:val="lowerLetter"/>
+      <w:lvlText w:val="%8."/>
+      <w:lvlJc w:val="left"/>
+      <w:pPr>
+        <w:ind w:left="5760" w:hanging="360"/>
+      </w:pPr>
+    </w:lvl>
+    <w:lvl w:ilvl="8" w:tplc="0409001B" w:tentative="1">
+      <w:start w:val="1"/>
+      <w:numFmt w:val="lowerRoman"/>
+      <w:lvlText w:val="%9."/>
+      <w:lvlJc w:val="right"/>
+      <w:pPr>
+        <w:ind w:left="6480" w:hanging="180"/>
+      </w:pPr>
+    </w:lvl>
+  </w:abstractNum>
+  <w:abstractNum w:abstractNumId="8" w15:restartNumberingAfterBreak="0">
+    <w:nsid w:val="457E48EC"/>
+    <w:multiLevelType w:val="hybridMultilevel"/>
+    <w:tmpl w:val="8512740A"/>
+    <w:lvl w:ilvl="0" w:tplc="B5F85E96">
+      <w:start w:val="10"/>
+      <w:numFmt w:val="bullet"/>
+      <w:lvlText w:val="-"/>
+      <w:lvlJc w:val="left"/>
+      <w:pPr>
+        <w:ind w:left="1080" w:hanging="360"/>
+      </w:pPr>
+      <w:rPr>
+        <w:rFonts w:ascii="Calibri" w:eastAsiaTheme="minorHAnsi" w:hAnsi="Calibri" w:cs="Calibri" w:hint="default"/>
+        <w:b w:val="0"/>
+      </w:rPr>
+    </w:lvl>
+    <w:lvl w:ilvl="1" w:tplc="04090003" w:tentative="1">
+      <w:start w:val="1"/>
+      <w:numFmt w:val="bullet"/>
+      <w:lvlText w:val="o"/>
+      <w:lvlJc w:val="left"/>
+      <w:pPr>
+        <w:ind w:left="1440" w:hanging="360"/>
+      </w:pPr>
+      <w:rPr>
+        <w:rFonts w:ascii="Courier New" w:hAnsi="Courier New" w:cs="Courier New" w:hint="default"/>
+      </w:rPr>
+    </w:lvl>
+    <w:lvl w:ilvl="2" w:tplc="04090005" w:tentative="1">
+      <w:start w:val="1"/>
+      <w:numFmt w:val="bullet"/>
+      <w:lvlText w:val=""/>
+      <w:lvlJc w:val="left"/>
+      <w:pPr>
+        <w:ind w:left="2160" w:hanging="360"/>
+      </w:pPr>
+      <w:rPr>
+        <w:rFonts w:ascii="Wingdings" w:hAnsi="Wingdings" w:hint="default"/>
+      </w:rPr>
+    </w:lvl>
+    <w:lvl w:ilvl="3" w:tplc="04090001" w:tentative="1">
+      <w:start w:val="1"/>
+      <w:numFmt w:val="bullet"/>
+      <w:lvlText w:val=""/>
+      <w:lvlJc w:val="left"/>
+      <w:pPr>
+        <w:ind w:left="2880" w:hanging="360"/>
+      </w:pPr>
+      <w:rPr>
+        <w:rFonts w:ascii="Symbol" w:hAnsi="Symbol" w:hint="default"/>
+      </w:rPr>
+    </w:lvl>
+    <w:lvl w:ilvl="4" w:tplc="04090003" w:tentative="1">
+      <w:start w:val="1"/>
+      <w:numFmt w:val="bullet"/>
+      <w:lvlText w:val="o"/>
+      <w:lvlJc w:val="left"/>
+      <w:pPr>
+        <w:ind w:left="3600" w:hanging="360"/>
+      </w:pPr>
+      <w:rPr>
+        <w:rFonts w:ascii="Courier New" w:hAnsi="Courier New" w:cs="Courier New" w:hint="default"/>
+      </w:rPr>
+    </w:lvl>
+    <w:lvl w:ilvl="5" w:tplc="04090005" w:tentative="1">
+      <w:start w:val="1"/>
+      <w:numFmt w:val="bullet"/>
+      <w:lvlText w:val=""/>
+      <w:lvlJc w:val="left"/>
+      <w:pPr>
+        <w:ind w:left="4320" w:hanging="360"/>
+      </w:pPr>
+      <w:rPr>
+        <w:rFonts w:ascii="Wingdings" w:hAnsi="Wingdings" w:hint="default"/>
+      </w:rPr>
+    </w:lvl>
+    <w:lvl w:ilvl="6" w:tplc="04090001" w:tentative="1">
+      <w:start w:val="1"/>
+      <w:numFmt w:val="bullet"/>
+      <w:lvlText w:val=""/>
+      <w:lvlJc w:val="left"/>
+      <w:pPr>
+        <w:ind w:left="5040" w:hanging="360"/>
+      </w:pPr>
+      <w:rPr>
+        <w:rFonts w:ascii="Symbol" w:hAnsi="Symbol" w:hint="default"/>
+      </w:rPr>
+    </w:lvl>
+    <w:lvl w:ilvl="7" w:tplc="04090003" w:tentative="1">
+      <w:start w:val="1"/>
+      <w:numFmt w:val="bullet"/>
+      <w:lvlText w:val="o"/>
+      <w:lvlJc w:val="left"/>
+      <w:pPr>
+        <w:ind w:left="5760" w:hanging="360"/>
+      </w:pPr>
+      <w:rPr>
+        <w:rFonts w:ascii="Courier New" w:hAnsi="Courier New" w:cs="Courier New" w:hint="default"/>
+      </w:rPr>
+    </w:lvl>
+    <w:lvl w:ilvl="8" w:tplc="04090005" w:tentative="1">
+      <w:start w:val="1"/>
+      <w:numFmt w:val="bullet"/>
+      <w:lvlText w:val=""/>
+      <w:lvlJc w:val="left"/>
+      <w:pPr>
+        <w:ind w:left="6480" w:hanging="360"/>
+      </w:pPr>
+      <w:rPr>
+        <w:rFonts w:ascii="Wingdings" w:hAnsi="Wingdings" w:hint="default"/>
+      </w:rPr>
+    </w:lvl>
+  </w:abstractNum>
+  <w:abstractNum w:abstractNumId="9" w15:restartNumberingAfterBreak="0">
+    <w:nsid w:val="5244449B"/>
+    <w:multiLevelType w:val="hybridMultilevel"/>
+    <w:tmpl w:val="CF2C84C8"/>
+    <w:lvl w:ilvl="0" w:tplc="04090001">
+      <w:start w:val="1"/>
+      <w:numFmt w:val="bullet"/>
+      <w:lvlText w:val=""/>
+      <w:lvlJc w:val="left"/>
+      <w:pPr>
+        <w:ind w:left="720" w:hanging="360"/>
+      </w:pPr>
+      <w:rPr>
+        <w:rFonts w:ascii="Symbol" w:hAnsi="Symbol" w:hint="default"/>
+        <w:b w:val="0"/>
+      </w:rPr>
+    </w:lvl>
+    <w:lvl w:ilvl="1" w:tplc="04090003" w:tentative="1">
+      <w:start w:val="1"/>
+      <w:numFmt w:val="bullet"/>
+      <w:lvlText w:val="o"/>
+      <w:lvlJc w:val="left"/>
+      <w:pPr>
+        <w:ind w:left="2520" w:hanging="360"/>
+      </w:pPr>
+      <w:rPr>
+        <w:rFonts w:ascii="Courier New" w:hAnsi="Courier New" w:cs="Courier New" w:hint="default"/>
+      </w:rPr>
+    </w:lvl>
+    <w:lvl w:ilvl="2" w:tplc="04090005" w:tentative="1">
+      <w:start w:val="1"/>
+      <w:numFmt w:val="bullet"/>
+      <w:lvlText w:val=""/>
+      <w:lvlJc w:val="left"/>
+      <w:pPr>
+        <w:ind w:left="3240" w:hanging="360"/>
+      </w:pPr>
+      <w:rPr>
+        <w:rFonts w:ascii="Wingdings" w:hAnsi="Wingdings" w:hint="default"/>
+      </w:rPr>
+    </w:lvl>
+    <w:lvl w:ilvl="3" w:tplc="04090001" w:tentative="1">
+      <w:start w:val="1"/>
+      <w:numFmt w:val="bullet"/>
+      <w:lvlText w:val=""/>
+      <w:lvlJc w:val="left"/>
+      <w:pPr>
+        <w:ind w:left="3960" w:hanging="360"/>
+      </w:pPr>
+      <w:rPr>
+        <w:rFonts w:ascii="Symbol" w:hAnsi="Symbol" w:hint="default"/>
+      </w:rPr>
+    </w:lvl>
+    <w:lvl w:ilvl="4" w:tplc="04090003" w:tentative="1">
+      <w:start w:val="1"/>
+      <w:numFmt w:val="bullet"/>
+      <w:lvlText w:val="o"/>
+      <w:lvlJc w:val="left"/>
+      <w:pPr>
+        <w:ind w:left="4680" w:hanging="360"/>
+      </w:pPr>
+      <w:rPr>
+        <w:rFonts w:ascii="Courier New" w:hAnsi="Courier New" w:cs="Courier New" w:hint="default"/>
+      </w:rPr>
+    </w:lvl>
+    <w:lvl w:ilvl="5" w:tplc="04090005" w:tentative="1">
+      <w:start w:val="1"/>
+      <w:numFmt w:val="bullet"/>
+      <w:lvlText w:val=""/>
+      <w:lvlJc w:val="left"/>
+      <w:pPr>
+        <w:ind w:left="5400" w:hanging="360"/>
+      </w:pPr>
+      <w:rPr>
+        <w:rFonts w:ascii="Wingdings" w:hAnsi="Wingdings" w:hint="default"/>
+      </w:rPr>
+    </w:lvl>
+    <w:lvl w:ilvl="6" w:tplc="04090001" w:tentative="1">
+      <w:start w:val="1"/>
+      <w:numFmt w:val="bullet"/>
+      <w:lvlText w:val=""/>
+      <w:lvlJc w:val="left"/>
+      <w:pPr>
+        <w:ind w:left="6120" w:hanging="360"/>
+      </w:pPr>
+      <w:rPr>
+        <w:rFonts w:ascii="Symbol" w:hAnsi="Symbol" w:hint="default"/>
+      </w:rPr>
+    </w:lvl>
+    <w:lvl w:ilvl="7" w:tplc="04090003" w:tentative="1">
+      <w:start w:val="1"/>
+      <w:numFmt w:val="bullet"/>
+      <w:lvlText w:val="o"/>
+      <w:lvlJc w:val="left"/>
+      <w:pPr>
+        <w:ind w:left="6840" w:hanging="360"/>
+      </w:pPr>
+      <w:rPr>
+        <w:rFonts w:ascii="Courier New" w:hAnsi="Courier New" w:cs="Courier New" w:hint="default"/>
+      </w:rPr>
+    </w:lvl>
+    <w:lvl w:ilvl="8" w:tplc="04090005" w:tentative="1">
+      <w:start w:val="1"/>
+      <w:numFmt w:val="bullet"/>
+      <w:lvlText w:val=""/>
+      <w:lvlJc w:val="left"/>
+      <w:pPr>
+        <w:ind w:left="7560" w:hanging="360"/>
+      </w:pPr>
+      <w:rPr>
+        <w:rFonts w:ascii="Wingdings" w:hAnsi="Wingdings" w:hint="default"/>
+      </w:rPr>
+    </w:lvl>
+  </w:abstractNum>
+  <w:abstractNum w:abstractNumId="10" w15:restartNumberingAfterBreak="0">
+    <w:nsid w:val="5FAC21C2"/>
+    <w:multiLevelType w:val="hybridMultilevel"/>
+    <w:tmpl w:val="A3A20616"/>
+    <w:lvl w:ilvl="0" w:tplc="04090001">
+      <w:start w:val="1"/>
+      <w:numFmt w:val="bullet"/>
+      <w:lvlText w:val=""/>
+      <w:lvlJc w:val="left"/>
+      <w:pPr>
+        <w:ind w:left="720" w:hanging="360"/>
+      </w:pPr>
+      <w:rPr>
+        <w:rFonts w:ascii="Symbol" w:hAnsi="Symbol" w:hint="default"/>
+      </w:rPr>
+    </w:lvl>
+    <w:lvl w:ilvl="1" w:tplc="04090003" w:tentative="1">
+      <w:start w:val="1"/>
+      <w:numFmt w:val="bullet"/>
+      <w:lvlText w:val="o"/>
+      <w:lvlJc w:val="left"/>
+      <w:pPr>
+        <w:ind w:left="1440" w:hanging="360"/>
+      </w:pPr>
+      <w:rPr>
+        <w:rFonts w:ascii="Courier New" w:hAnsi="Courier New" w:cs="Courier New" w:hint="default"/>
+      </w:rPr>
+    </w:lvl>
+    <w:lvl w:ilvl="2" w:tplc="04090005" w:tentative="1">
+      <w:start w:val="1"/>
+      <w:numFmt w:val="bullet"/>
+      <w:lvlText w:val=""/>
+      <w:lvlJc w:val="left"/>
+      <w:pPr>
+        <w:ind w:left="2160" w:hanging="360"/>
+      </w:pPr>
+      <w:rPr>
+        <w:rFonts w:ascii="Wingdings" w:hAnsi="Wingdings" w:hint="default"/>
+      </w:rPr>
+    </w:lvl>
+    <w:lvl w:ilvl="3" w:tplc="04090001" w:tentative="1">
+      <w:start w:val="1"/>
+      <w:numFmt w:val="bullet"/>
+      <w:lvlText w:val=""/>
+      <w:lvlJc w:val="left"/>
+      <w:pPr>
+        <w:ind w:left="2880" w:hanging="360"/>
+      </w:pPr>
+      <w:rPr>
+        <w:rFonts w:ascii="Symbol" w:hAnsi="Symbol" w:hint="default"/>
+      </w:rPr>
+    </w:lvl>
+    <w:lvl w:ilvl="4" w:tplc="04090003" w:tentative="1">
+      <w:start w:val="1"/>
+      <w:numFmt w:val="bullet"/>
+      <w:lvlText w:val="o"/>
+      <w:lvlJc w:val="left"/>
+      <w:pPr>
+        <w:ind w:left="3600" w:hanging="360"/>
+      </w:pPr>
+      <w:rPr>
+        <w:rFonts w:ascii="Courier New" w:hAnsi="Courier New" w:cs="Courier New" w:hint="default"/>
+      </w:rPr>
+    </w:lvl>
+    <w:lvl w:ilvl="5" w:tplc="04090005" w:tentative="1">
+      <w:start w:val="1"/>
+      <w:numFmt w:val="bullet"/>
+      <w:lvlText w:val=""/>
+      <w:lvlJc w:val="left"/>
+      <w:pPr>
+        <w:ind w:left="4320" w:hanging="360"/>
+      </w:pPr>
+      <w:rPr>
+        <w:rFonts w:ascii="Wingdings" w:hAnsi="Wingdings" w:hint="default"/>
+      </w:rPr>
+    </w:lvl>
+    <w:lvl w:ilvl="6" w:tplc="04090001" w:tentative="1">
+      <w:start w:val="1"/>
+      <w:numFmt w:val="bullet"/>
+      <w:lvlText w:val=""/>
+      <w:lvlJc w:val="left"/>
+      <w:pPr>
+        <w:ind w:left="5040" w:hanging="360"/>
+      </w:pPr>
+      <w:rPr>
+        <w:rFonts w:ascii="Symbol" w:hAnsi="Symbol" w:hint="default"/>
+      </w:rPr>
+    </w:lvl>
+    <w:lvl w:ilvl="7" w:tplc="04090003" w:tentative="1">
+      <w:start w:val="1"/>
+      <w:numFmt w:val="bullet"/>
+      <w:lvlText w:val="o"/>
+      <w:lvlJc w:val="left"/>
+      <w:pPr>
+        <w:ind w:left="5760" w:hanging="360"/>
+      </w:pPr>
+      <w:rPr>
+        <w:rFonts w:ascii="Courier New" w:hAnsi="Courier New" w:cs="Courier New" w:hint="default"/>
+      </w:rPr>
+    </w:lvl>
+    <w:lvl w:ilvl="8" w:tplc="04090005" w:tentative="1">
+      <w:start w:val="1"/>
+      <w:numFmt w:val="bullet"/>
+      <w:lvlText w:val=""/>
+      <w:lvlJc w:val="left"/>
+      <w:pPr>
+        <w:ind w:left="6480" w:hanging="360"/>
+      </w:pPr>
+      <w:rPr>
+        <w:rFonts w:ascii="Wingdings" w:hAnsi="Wingdings" w:hint="default"/>
+      </w:rPr>
+    </w:lvl>
+  </w:abstractNum>
+  <w:abstractNum w:abstractNumId="11" w15:restartNumberingAfterBreak="0">
+    <w:nsid w:val="6A2C60D3"/>
+    <w:multiLevelType w:val="hybridMultilevel"/>
+    <w:tmpl w:val="7AE05A80"/>
+    <w:lvl w:ilvl="0" w:tplc="0409000F">
+      <w:start w:val="1"/>
+      <w:numFmt w:val="decimal"/>
+      <w:lvlText w:val="%1."/>
+      <w:lvlJc w:val="left"/>
+      <w:pPr>
+        <w:ind w:left="1440" w:hanging="360"/>
+      </w:pPr>
+    </w:lvl>
+    <w:lvl w:ilvl="1" w:tplc="04090019" w:tentative="1">
+      <w:start w:val="1"/>
+      <w:numFmt w:val="lowerLetter"/>
+      <w:lvlText w:val="%2."/>
+      <w:lvlJc w:val="left"/>
+      <w:pPr>
+        <w:ind w:left="2160" w:hanging="360"/>
+      </w:pPr>
+    </w:lvl>
+    <w:lvl w:ilvl="2" w:tplc="0409001B" w:tentative="1">
+      <w:start w:val="1"/>
+      <w:numFmt w:val="lowerRoman"/>
+      <w:lvlText w:val="%3."/>
+      <w:lvlJc w:val="right"/>
+      <w:pPr>
+        <w:ind w:left="2880" w:hanging="180"/>
+      </w:pPr>
+    </w:lvl>
+    <w:lvl w:ilvl="3" w:tplc="0409000F" w:tentative="1">
+      <w:start w:val="1"/>
+      <w:numFmt w:val="decimal"/>
+      <w:lvlText w:val="%4."/>
+      <w:lvlJc w:val="left"/>
+      <w:pPr>
+        <w:ind w:left="3600" w:hanging="360"/>
+      </w:pPr>
+    </w:lvl>
+    <w:lvl w:ilvl="4" w:tplc="04090019" w:tentative="1">
+      <w:start w:val="1"/>
+      <w:numFmt w:val="lowerLetter"/>
+      <w:lvlText w:val="%5."/>
+      <w:lvlJc w:val="left"/>
+      <w:pPr>
+        <w:ind w:left="4320" w:hanging="360"/>
+      </w:pPr>
+    </w:lvl>
+    <w:lvl w:ilvl="5" w:tplc="0409001B" w:tentative="1">
+      <w:start w:val="1"/>
+      <w:numFmt w:val="lowerRoman"/>
+      <w:lvlText w:val="%6."/>
+      <w:lvlJc w:val="right"/>
+      <w:pPr>
+        <w:ind w:left="5040" w:hanging="180"/>
+      </w:pPr>
+    </w:lvl>
+    <w:lvl w:ilvl="6" w:tplc="0409000F" w:tentative="1">
+      <w:start w:val="1"/>
+      <w:numFmt w:val="decimal"/>
+      <w:lvlText w:val="%7."/>
+      <w:lvlJc w:val="left"/>
+      <w:pPr>
+        <w:ind w:left="5760" w:hanging="360"/>
+      </w:pPr>
+    </w:lvl>
+    <w:lvl w:ilvl="7" w:tplc="04090019" w:tentative="1">
+      <w:start w:val="1"/>
+      <w:numFmt w:val="lowerLetter"/>
+      <w:lvlText w:val="%8."/>
+      <w:lvlJc w:val="left"/>
+      <w:pPr>
+        <w:ind w:left="6480" w:hanging="360"/>
+      </w:pPr>
+    </w:lvl>
+    <w:lvl w:ilvl="8" w:tplc="0409001B" w:tentative="1">
+      <w:start w:val="1"/>
+      <w:numFmt w:val="lowerRoman"/>
+      <w:lvlText w:val="%9."/>
+      <w:lvlJc w:val="right"/>
+      <w:pPr>
+        <w:ind w:left="7200" w:hanging="180"/>
+      </w:pPr>
+    </w:lvl>
+  </w:abstractNum>
+  <w:abstractNum w:abstractNumId="12" w15:restartNumberingAfterBreak="0">
+    <w:nsid w:val="6ADD7D04"/>
+    <w:multiLevelType w:val="multilevel"/>
+    <w:tmpl w:val="88383B4A"/>
+    <w:lvl w:ilvl="0">
+      <w:start w:val="1"/>
+      <w:numFmt w:val="bullet"/>
+      <w:lvlText w:val=""/>
+      <w:lvlJc w:val="left"/>
+      <w:pPr>
+        <w:tabs>
+          <w:tab w:val="num" w:pos="720"/>
+        </w:tabs>
+        <w:ind w:left="720" w:hanging="360"/>
+      </w:pPr>
+      <w:rPr>
+        <w:rFonts w:ascii="Symbol" w:hAnsi="Symbol" w:hint="default"/>
+        <w:sz w:val="20"/>
+      </w:rPr>
+    </w:lvl>
+    <w:lvl w:ilvl="1" w:tentative="1">
+      <w:start w:val="1"/>
+      <w:numFmt w:val="bullet"/>
+      <w:lvlText w:val="o"/>
+      <w:lvlJc w:val="left"/>
+      <w:pPr>
+        <w:tabs>
+          <w:tab w:val="num" w:pos="1440"/>
+        </w:tabs>
+        <w:ind w:left="1440" w:hanging="360"/>
+      </w:pPr>
+      <w:rPr>
+        <w:rFonts w:ascii="Courier New" w:hAnsi="Courier New" w:hint="default"/>
+        <w:sz w:val="20"/>
+      </w:rPr>
+    </w:lvl>
+    <w:lvl w:ilvl="2" w:tentative="1">
+      <w:start w:val="1"/>
+      <w:numFmt w:val="bullet"/>
+      <w:lvlText w:val=""/>
+      <w:lvlJc w:val="left"/>
+      <w:pPr>
+        <w:tabs>
+          <w:tab w:val="num" w:pos="2160"/>
+        </w:tabs>
+        <w:ind w:left="2160" w:hanging="360"/>
+      </w:pPr>
+      <w:rPr>
+        <w:rFonts w:ascii="Wingdings" w:hAnsi="Wingdings" w:hint="default"/>
+        <w:sz w:val="20"/>
+      </w:rPr>
+    </w:lvl>
+    <w:lvl w:ilvl="3" w:tentative="1">
+      <w:start w:val="1"/>
+      <w:numFmt w:val="bullet"/>
+      <w:lvlText w:val=""/>
+      <w:lvlJc w:val="left"/>
+      <w:pPr>
+        <w:tabs>
+          <w:tab w:val="num" w:pos="2880"/>
+        </w:tabs>
+        <w:ind w:left="2880" w:hanging="360"/>
+      </w:pPr>
+      <w:rPr>
+        <w:rFonts w:ascii="Wingdings" w:hAnsi="Wingdings" w:hint="default"/>
+        <w:sz w:val="20"/>
+      </w:rPr>
+    </w:lvl>
+    <w:lvl w:ilvl="4" w:tentative="1">
+      <w:start w:val="1"/>
+      <w:numFmt w:val="bullet"/>
+      <w:lvlText w:val=""/>
+      <w:lvlJc w:val="left"/>
+      <w:pPr>
+        <w:tabs>
+          <w:tab w:val="num" w:pos="3600"/>
+        </w:tabs>
+        <w:ind w:left="3600" w:hanging="360"/>
+      </w:pPr>
+      <w:rPr>
+        <w:rFonts w:ascii="Wingdings" w:hAnsi="Wingdings" w:hint="default"/>
+        <w:sz w:val="20"/>
+      </w:rPr>
+    </w:lvl>
+    <w:lvl w:ilvl="5" w:tentative="1">
+      <w:start w:val="1"/>
+      <w:numFmt w:val="bullet"/>
+      <w:lvlText w:val=""/>
+      <w:lvlJc w:val="left"/>
+      <w:pPr>
+        <w:tabs>
+          <w:tab w:val="num" w:pos="4320"/>
+        </w:tabs>
+        <w:ind w:left="4320" w:hanging="360"/>
+      </w:pPr>
+      <w:rPr>
+        <w:rFonts w:ascii="Wingdings" w:hAnsi="Wingdings" w:hint="default"/>
+        <w:sz w:val="20"/>
+      </w:rPr>
+    </w:lvl>
+    <w:lvl w:ilvl="6" w:tentative="1">
+      <w:start w:val="1"/>
+      <w:numFmt w:val="bullet"/>
+      <w:lvlText w:val=""/>
+      <w:lvlJc w:val="left"/>
+      <w:pPr>
+        <w:tabs>
+          <w:tab w:val="num" w:pos="5040"/>
+        </w:tabs>
+        <w:ind w:left="5040" w:hanging="360"/>
+      </w:pPr>
+      <w:rPr>
+        <w:rFonts w:ascii="Wingdings" w:hAnsi="Wingdings" w:hint="default"/>
+        <w:sz w:val="20"/>
+      </w:rPr>
+    </w:lvl>
+    <w:lvl w:ilvl="7" w:tentative="1">
+      <w:start w:val="1"/>
+      <w:numFmt w:val="bullet"/>
+      <w:lvlText w:val=""/>
+      <w:lvlJc w:val="left"/>
+      <w:pPr>
+        <w:tabs>
+          <w:tab w:val="num" w:pos="5760"/>
+        </w:tabs>
+        <w:ind w:left="5760" w:hanging="360"/>
+      </w:pPr>
+      <w:rPr>
+        <w:rFonts w:ascii="Wingdings" w:hAnsi="Wingdings" w:hint="default"/>
+        <w:sz w:val="20"/>
+      </w:rPr>
+    </w:lvl>
+    <w:lvl w:ilvl="8" w:tentative="1">
+      <w:start w:val="1"/>
+      <w:numFmt w:val="bullet"/>
+      <w:lvlText w:val=""/>
+      <w:lvlJc w:val="left"/>
+      <w:pPr>
+        <w:tabs>
+          <w:tab w:val="num" w:pos="6480"/>
+        </w:tabs>
+        <w:ind w:left="6480" w:hanging="360"/>
+      </w:pPr>
+      <w:rPr>
+        <w:rFonts w:ascii="Wingdings" w:hAnsi="Wingdings" w:hint="default"/>
+        <w:sz w:val="20"/>
+      </w:rPr>
+    </w:lvl>
+  </w:abstractNum>
+  <w:num w:numId="1" w16cid:durableId="212499406">
+    <w:abstractNumId w:val="10"/>
+  </w:num>
+  <w:num w:numId="2" w16cid:durableId="949431669">
+    <w:abstractNumId w:val="3"/>
+  </w:num>
+  <w:num w:numId="3" w16cid:durableId="1257136887">
+    <w:abstractNumId w:val="1"/>
+  </w:num>
+  <w:num w:numId="4" w16cid:durableId="1647736274">
+    <w:abstractNumId w:val="8"/>
+  </w:num>
+  <w:num w:numId="5" w16cid:durableId="94061811">
+    <w:abstractNumId w:val="9"/>
+  </w:num>
+  <w:num w:numId="6" w16cid:durableId="265121017">
+    <w:abstractNumId w:val="11"/>
+  </w:num>
+  <w:num w:numId="7" w16cid:durableId="136185356">
+    <w:abstractNumId w:val="6"/>
+  </w:num>
+  <w:num w:numId="8" w16cid:durableId="220601696">
+    <w:abstractNumId w:val="5"/>
+  </w:num>
+  <w:num w:numId="9" w16cid:durableId="1178732205">
+    <w:abstractNumId w:val="7"/>
+  </w:num>
+  <w:num w:numId="10" w16cid:durableId="1947228152">
+    <w:abstractNumId w:val="0"/>
+  </w:num>
+  <w:num w:numId="11" w16cid:durableId="197354298">
+    <w:abstractNumId w:val="4"/>
+  </w:num>
+  <w:num w:numId="12" w16cid:durableId="1945452714">
+    <w:abstractNumId w:val="12"/>
+  </w:num>
+  <w:num w:numId="13" w16cid:durableId="1033000292">
+    <w:abstractNumId w:val="2"/>
+  </w:num>
+</w:numbering>
 </file>
 
 <file path=word/styles.xml><?xml version="1.0" encoding="utf-8"?>
@@ -410,6 +3946,27 @@
     <w:name w:val="Normal"/>
     <w:qFormat/>
   </w:style>
+  <w:style w:type="paragraph" w:styleId="Heading3">
+    <w:name w:val="heading 3"/>
+    <w:basedOn w:val="Normal"/>
+    <w:link w:val="Heading3Char"/>
+    <w:uiPriority w:val="9"/>
+    <w:qFormat/>
+    <w:rsid w:val="00ED1006"/>
+    <w:pPr>
+      <w:spacing w:before="100" w:beforeAutospacing="1" w:after="100" w:afterAutospacing="1"/>
+      <w:outlineLvl w:val="2"/>
+    </w:pPr>
+    <w:rPr>
+      <w:rFonts w:ascii="Times New Roman" w:eastAsia="Times New Roman" w:hAnsi="Times New Roman" w:cs="Times New Roman"/>
+      <w:b/>
+      <w:bCs/>
+      <w:kern w:val="0"/>
+      <w:sz w:val="27"/>
+      <w:szCs w:val="27"/>
+      <w14:ligatures w14:val="none"/>
+    </w:rPr>
+  </w:style>
   <w:style w:type="character" w:default="1" w:styleId="DefaultParagraphFont">
     <w:name w:val="Default Paragraph Font"/>
     <w:uiPriority w:val="1"/>
@@ -436,6 +3993,64 @@
     <w:uiPriority w:val="99"/>
     <w:semiHidden/>
     <w:unhideWhenUsed/>
+  </w:style>
+  <w:style w:type="paragraph" w:styleId="ListParagraph">
+    <w:name w:val="List Paragraph"/>
+    <w:basedOn w:val="Normal"/>
+    <w:uiPriority w:val="34"/>
+    <w:qFormat/>
+    <w:rsid w:val="00D76417"/>
+    <w:pPr>
+      <w:ind w:left="720"/>
+      <w:contextualSpacing/>
+    </w:pPr>
+  </w:style>
+  <w:style w:type="character" w:customStyle="1" w:styleId="Heading3Char">
+    <w:name w:val="Heading 3 Char"/>
+    <w:basedOn w:val="DefaultParagraphFont"/>
+    <w:link w:val="Heading3"/>
+    <w:uiPriority w:val="9"/>
+    <w:rsid w:val="00ED1006"/>
+    <w:rPr>
+      <w:rFonts w:ascii="Times New Roman" w:eastAsia="Times New Roman" w:hAnsi="Times New Roman" w:cs="Times New Roman"/>
+      <w:b/>
+      <w:bCs/>
+      <w:kern w:val="0"/>
+      <w:sz w:val="27"/>
+      <w:szCs w:val="27"/>
+      <w14:ligatures w14:val="none"/>
+    </w:rPr>
+  </w:style>
+  <w:style w:type="paragraph" w:customStyle="1" w:styleId="p1">
+    <w:name w:val="p1"/>
+    <w:basedOn w:val="Normal"/>
+    <w:rsid w:val="00ED1006"/>
+    <w:pPr>
+      <w:spacing w:before="100" w:beforeAutospacing="1" w:after="100" w:afterAutospacing="1"/>
+    </w:pPr>
+    <w:rPr>
+      <w:rFonts w:ascii="Times New Roman" w:eastAsia="Times New Roman" w:hAnsi="Times New Roman" w:cs="Times New Roman"/>
+      <w:kern w:val="0"/>
+      <w14:ligatures w14:val="none"/>
+    </w:rPr>
+  </w:style>
+  <w:style w:type="character" w:customStyle="1" w:styleId="s1">
+    <w:name w:val="s1"/>
+    <w:basedOn w:val="DefaultParagraphFont"/>
+    <w:rsid w:val="00ED1006"/>
+  </w:style>
+  <w:style w:type="paragraph" w:customStyle="1" w:styleId="p2">
+    <w:name w:val="p2"/>
+    <w:basedOn w:val="Normal"/>
+    <w:rsid w:val="00ED1006"/>
+    <w:pPr>
+      <w:spacing w:before="100" w:beforeAutospacing="1" w:after="100" w:afterAutospacing="1"/>
+    </w:pPr>
+    <w:rPr>
+      <w:rFonts w:ascii="Times New Roman" w:eastAsia="Times New Roman" w:hAnsi="Times New Roman" w:cs="Times New Roman"/>
+      <w:kern w:val="0"/>
+      <w14:ligatures w14:val="none"/>
+    </w:rPr>
   </w:style>
 </w:styles>
 </file>
